--- a/plans/7th Grade Technology/7th Grade Monthly Planning/3rd Trimester/7° Technology - September.docx
+++ b/plans/7th Grade Technology/7th Grade Monthly Planning/3rd Trimester/7° Technology - September.docx
@@ -4,6 +4,7 @@
   <w:body>
     <w:p>
       <w:pPr>
+        <w:spacing w:line="360" w:lineRule="auto"/>
         <w:jc w:val="center"/>
         <w:rPr>
           <w:b/>
@@ -16,64 +17,34 @@
         <w:rPr>
           <w:b/>
           <w:sz w:val="24"/>
-          <w:szCs w:val="24"/>
           <w:lang w:val="es-PA"/>
         </w:rPr>
         <w:t>MINISTERIO DE EDUCACIÓN DE PANAMÁ</w:t>
       </w:r>
+    </w:p>
+    <w:p>
+      <w:pPr>
+        <w:spacing w:line="360" w:lineRule="auto"/>
+        <w:jc w:val="center"/>
+        <w:rPr>
+          <w:b/>
+          <w:sz w:val="24"/>
+          <w:szCs w:val="24"/>
+          <w:lang w:val="es-PA"/>
+        </w:rPr>
+      </w:pPr>
       <w:r>
         <w:rPr>
-          <w:noProof/>
+          <w:b/>
           <w:sz w:val="24"/>
-          <w:szCs w:val="24"/>
+          <w:lang w:val="es-PA"/>
         </w:rPr>
-        <w:drawing>
-          <wp:anchor distT="114300" distB="114300" distL="114300" distR="114300" simplePos="0" relativeHeight="251659264" behindDoc="0" locked="0" layoutInCell="1" hidden="0" allowOverlap="1" wp14:anchorId="55040CBA" wp14:editId="4BC7CD8F">
-            <wp:simplePos x="0" y="0"/>
-            <wp:positionH relativeFrom="column">
-              <wp:posOffset>-33020</wp:posOffset>
-            </wp:positionH>
-            <wp:positionV relativeFrom="paragraph">
-              <wp:posOffset>10795</wp:posOffset>
-            </wp:positionV>
-            <wp:extent cx="624840" cy="693420"/>
-            <wp:effectExtent l="0" t="0" r="3810" b="0"/>
-            <wp:wrapNone/>
-            <wp:docPr id="6" name="image1.png" descr="A logo for a science academy&#10;&#10;AI-generated content may be incorrect."/>
-            <wp:cNvGraphicFramePr/>
-            <a:graphic xmlns:a="http://schemas.openxmlformats.org/drawingml/2006/main">
-              <a:graphicData uri="http://schemas.openxmlformats.org/drawingml/2006/picture">
-                <pic:pic xmlns:pic="http://schemas.openxmlformats.org/drawingml/2006/picture">
-                  <pic:nvPicPr>
-                    <pic:cNvPr id="6" name="image1.png" descr="A logo for a science academy&#10;&#10;AI-generated content may be incorrect."/>
-                    <pic:cNvPicPr preferRelativeResize="0"/>
-                  </pic:nvPicPr>
-                  <pic:blipFill>
-                    <a:blip r:embed="rId6"/>
-                    <a:srcRect/>
-                    <a:stretch>
-                      <a:fillRect/>
-                    </a:stretch>
-                  </pic:blipFill>
-                  <pic:spPr>
-                    <a:xfrm>
-                      <a:off x="0" y="0"/>
-                      <a:ext cx="624840" cy="693420"/>
-                    </a:xfrm>
-                    <a:prstGeom prst="rect">
-                      <a:avLst/>
-                    </a:prstGeom>
-                    <a:ln/>
-                  </pic:spPr>
-                </pic:pic>
-              </a:graphicData>
-            </a:graphic>
-          </wp:anchor>
-        </w:drawing>
+        <w:t>ACADEMIA INTERNACIONAL DAVID</w:t>
       </w:r>
     </w:p>
     <w:p>
       <w:pPr>
+        <w:spacing w:line="360" w:lineRule="auto"/>
         <w:jc w:val="center"/>
         <w:rPr>
           <w:b/>
@@ -85,13 +56,13 @@
         <w:rPr>
           <w:b/>
           <w:sz w:val="24"/>
-          <w:szCs w:val="24"/>
         </w:rPr>
-        <w:t>ACADEMIA INTERNACIONAL DAVID</w:t>
+        <w:t>WEEKLY/MONTHLY PLAN</w:t>
       </w:r>
     </w:p>
     <w:p>
       <w:pPr>
+        <w:spacing w:line="360" w:lineRule="auto"/>
         <w:jc w:val="center"/>
         <w:rPr>
           <w:b/>
@@ -103,13 +74,13 @@
         <w:rPr>
           <w:b/>
           <w:sz w:val="24"/>
-          <w:szCs w:val="24"/>
         </w:rPr>
-        <w:t xml:space="preserve">WEEKLY/MONTHLY PLAN </w:t>
+        <w:t>MONTH: SEPTEMBER</w:t>
       </w:r>
     </w:p>
     <w:p>
       <w:pPr>
+        <w:spacing w:line="360" w:lineRule="auto"/>
         <w:jc w:val="center"/>
         <w:rPr>
           <w:b/>
@@ -118,19 +89,10 @@
         </w:rPr>
       </w:pPr>
       <w:r>
-        <w:t>MONTH: SEPTEMBER</w:t>
-      </w:r>
-    </w:p>
-    <w:p>
-      <w:pPr>
-        <w:jc w:val="center"/>
         <w:rPr>
           <w:b/>
           <w:sz w:val="24"/>
-          <w:szCs w:val="24"/>
         </w:rPr>
-      </w:pPr>
-      <w:r>
         <w:t>WEEKS: 2</w:t>
       </w:r>
     </w:p>
@@ -155,8 +117,21 @@
             <w:tcW w:w="2564" w:type="dxa"/>
           </w:tcPr>
           <w:p>
-            <w:r>
-              <w:t>Subject: Technology</w:t>
+            <w:pPr>
+              <w:spacing w:line="360" w:lineRule="auto"/>
+            </w:pPr>
+            <w:r>
+              <w:rPr>
+                <w:b/>
+                <w:sz w:val="24"/>
+              </w:rPr>
+              <w:t xml:space="preserve">Subject: </w:t>
+            </w:r>
+            <w:r>
+              <w:rPr>
+                <w:sz w:val="24"/>
+              </w:rPr>
+              <w:t>Technology</w:t>
             </w:r>
           </w:p>
         </w:tc>
@@ -165,8 +140,21 @@
             <w:tcW w:w="2921" w:type="dxa"/>
           </w:tcPr>
           <w:p>
-            <w:r>
-              <w:t>Teacher: Porfirio Rios</w:t>
+            <w:pPr>
+              <w:spacing w:line="360" w:lineRule="auto"/>
+            </w:pPr>
+            <w:r>
+              <w:rPr>
+                <w:b/>
+                <w:sz w:val="24"/>
+              </w:rPr>
+              <w:t xml:space="preserve">Teacher: </w:t>
+            </w:r>
+            <w:r>
+              <w:rPr>
+                <w:sz w:val="24"/>
+              </w:rPr>
+              <w:t>Porfirio Rios</w:t>
             </w:r>
           </w:p>
         </w:tc>
@@ -175,8 +163,21 @@
             <w:tcW w:w="2207" w:type="dxa"/>
           </w:tcPr>
           <w:p>
-            <w:r>
-              <w:t>Grade: 7th</w:t>
+            <w:pPr>
+              <w:spacing w:line="360" w:lineRule="auto"/>
+            </w:pPr>
+            <w:r>
+              <w:rPr>
+                <w:b/>
+                <w:sz w:val="24"/>
+              </w:rPr>
+              <w:t xml:space="preserve">Grade: </w:t>
+            </w:r>
+            <w:r>
+              <w:rPr>
+                <w:sz w:val="24"/>
+              </w:rPr>
+              <w:t>7th</w:t>
             </w:r>
           </w:p>
         </w:tc>
@@ -185,8 +186,21 @@
             <w:tcW w:w="2564" w:type="dxa"/>
           </w:tcPr>
           <w:p>
-            <w:r>
-              <w:t>Trimester:3rd</w:t>
+            <w:pPr>
+              <w:spacing w:line="360" w:lineRule="auto"/>
+            </w:pPr>
+            <w:r>
+              <w:rPr>
+                <w:b/>
+                <w:sz w:val="24"/>
+              </w:rPr>
+              <w:t xml:space="preserve">Trimester: </w:t>
+            </w:r>
+            <w:r>
+              <w:rPr>
+                <w:sz w:val="24"/>
+              </w:rPr>
+              <w:t>3rd</w:t>
             </w:r>
           </w:p>
         </w:tc>
@@ -195,8 +209,21 @@
             <w:tcW w:w="2564" w:type="dxa"/>
           </w:tcPr>
           <w:p>
-            <w:r>
-              <w:t>Year: 2026</w:t>
+            <w:pPr>
+              <w:spacing w:line="360" w:lineRule="auto"/>
+            </w:pPr>
+            <w:r>
+              <w:rPr>
+                <w:b/>
+                <w:sz w:val="24"/>
+              </w:rPr>
+              <w:t xml:space="preserve">Year: </w:t>
+            </w:r>
+            <w:r>
+              <w:rPr>
+                <w:sz w:val="24"/>
+              </w:rPr>
+              <w:t>2026</w:t>
             </w:r>
           </w:p>
         </w:tc>
@@ -205,8 +232,21 @@
             <w:tcW w:w="2564" w:type="dxa"/>
           </w:tcPr>
           <w:p>
-            <w:r>
-              <w:t>Weekly Hours: 3</w:t>
+            <w:pPr>
+              <w:spacing w:line="360" w:lineRule="auto"/>
+            </w:pPr>
+            <w:r>
+              <w:rPr>
+                <w:b/>
+                <w:sz w:val="24"/>
+              </w:rPr>
+              <w:t xml:space="preserve">Weekly Hours: </w:t>
+            </w:r>
+            <w:r>
+              <w:rPr>
+                <w:sz w:val="24"/>
+              </w:rPr>
+              <w:t>3</w:t>
             </w:r>
           </w:p>
         </w:tc>
@@ -218,12 +258,40 @@
             <w:gridSpan w:val="6"/>
           </w:tcPr>
           <w:p>
-            <w:r>
+            <w:pPr>
+              <w:spacing w:line="480" w:lineRule="auto"/>
+            </w:pPr>
+            <w:r>
+              <w:rPr>
+                <w:b/>
+                <w:sz w:val="24"/>
+              </w:rPr>
               <w:t>Competences:</w:t>
+            </w:r>
+            <w:r>
+              <w:rPr>
+                <w:b/>
+                <w:sz w:val="24"/>
+              </w:rPr>
               <w:br/>
+            </w:r>
+            <w:r>
+              <w:rPr>
+                <w:sz w:val="24"/>
+              </w:rPr>
               <w:t>Organize classroom data in spreadsheets using rows, columns, cells, sheets, and cell references.</w:t>
+            </w:r>
+            <w:r>
+              <w:rPr>
+                <w:sz w:val="24"/>
+              </w:rPr>
               <w:br/>
               <w:t>Use formulas and basic functions accurately to calculate and compare data.</w:t>
+            </w:r>
+            <w:r>
+              <w:rPr>
+                <w:sz w:val="24"/>
+              </w:rPr>
               <w:br/>
               <w:t>Create simple charts and explain what spreadsheet data shows using clear vocabulary.</w:t>
             </w:r>
@@ -237,12 +305,40 @@
             <w:gridSpan w:val="6"/>
           </w:tcPr>
           <w:p>
-            <w:r>
+            <w:pPr>
+              <w:spacing w:line="480" w:lineRule="auto"/>
+            </w:pPr>
+            <w:r>
+              <w:rPr>
+                <w:b/>
+                <w:sz w:val="24"/>
+              </w:rPr>
               <w:t>Learning Objectives:</w:t>
+            </w:r>
+            <w:r>
+              <w:rPr>
+                <w:b/>
+                <w:sz w:val="24"/>
+              </w:rPr>
               <w:br/>
+            </w:r>
+            <w:r>
+              <w:rPr>
+                <w:sz w:val="24"/>
+              </w:rPr>
               <w:t>Identify spreadsheet parts and enter formatted text and numbers in a clean data table.</w:t>
+            </w:r>
+            <w:r>
+              <w:rPr>
+                <w:sz w:val="24"/>
+              </w:rPr>
               <w:br/>
               <w:t>Use SUM, AVERAGE, MIN, and MAX with simple data and correct cell references.</w:t>
+            </w:r>
+            <w:r>
+              <w:rPr>
+                <w:sz w:val="24"/>
+              </w:rPr>
               <w:br/>
               <w:t>Create a chart from classroom data and write a short interpretation of the result.</w:t>
             </w:r>
@@ -254,16 +350,63 @@
           <w:tcPr>
             <w:tcW w:w="15384" w:type="dxa"/>
             <w:gridSpan w:val="6"/>
+            <w:tcMar>
+              <w:top w:w="90" w:type="dxa"/>
+              <w:start w:w="90" w:type="dxa"/>
+              <w:bottom w:w="90" w:type="dxa"/>
+              <w:end w:w="90" w:type="dxa"/>
+            </w:tcMar>
           </w:tcPr>
           <w:p>
-            <w:r>
+            <w:pPr>
+              <w:spacing w:before="0" w:after="0" w:line="360" w:lineRule="auto"/>
+            </w:pPr>
+            <w:r>
+              <w:rPr>
+                <w:rFonts w:ascii="Arial" w:hAnsi="Arial" w:eastAsia="Arial"/>
+                <w:b/>
+                <w:sz w:val="24"/>
+              </w:rPr>
               <w:t>Learning Outcomes:</w:t>
-              <w:br/>
+            </w:r>
+          </w:p>
+          <w:p>
+            <w:pPr>
+              <w:spacing w:before="0" w:after="0" w:line="360" w:lineRule="auto"/>
+            </w:pPr>
+            <w:r>
+              <w:rPr>
+                <w:rFonts w:ascii="Arial" w:hAnsi="Arial" w:eastAsia="Arial"/>
+                <w:b w:val="0"/>
+                <w:sz w:val="24"/>
+              </w:rPr>
               <w:t>Complete a spreadsheet vocabulary table with definitions, illustrations, and example sentences.</w:t>
-              <w:br/>
+            </w:r>
+          </w:p>
+          <w:p>
+            <w:pPr>
+              <w:spacing w:before="0" w:after="0" w:line="360" w:lineRule="auto"/>
+            </w:pPr>
+            <w:r>
+              <w:rPr>
+                <w:rFonts w:ascii="Arial" w:hAnsi="Arial" w:eastAsia="Arial"/>
+                <w:b w:val="0"/>
+                <w:sz w:val="24"/>
+              </w:rPr>
               <w:t>Submit a formatted class data table and formula practice evidence.</w:t>
-              <w:br/>
-              <w:t>Submit a formulas and chart task with a short data interpretation and teamwork checklist.</w:t>
+            </w:r>
+          </w:p>
+          <w:p>
+            <w:pPr>
+              <w:spacing w:before="0" w:after="0" w:line="360" w:lineRule="auto"/>
+            </w:pPr>
+            <w:r>
+              <w:rPr>
+                <w:rFonts w:ascii="Arial" w:hAnsi="Arial" w:eastAsia="Arial"/>
+                <w:b w:val="0"/>
+                <w:sz w:val="24"/>
+              </w:rPr>
+              <w:t>Submit a formulas and chart task with a short data interpretation.</w:t>
             </w:r>
           </w:p>
         </w:tc>
@@ -292,7 +435,15 @@
             <w:shd w:val="clear" w:color="auto" w:fill="A8D08D"/>
           </w:tcPr>
           <w:p>
-            <w:r>
+            <w:pPr>
+              <w:spacing w:line="360" w:lineRule="auto"/>
+              <w:jc w:val="center"/>
+            </w:pPr>
+            <w:r>
+              <w:rPr>
+                <w:b/>
+                <w:sz w:val="24"/>
+              </w:rPr>
               <w:t>7A, 7B day – 45min – September - Week 1</w:t>
             </w:r>
           </w:p>
@@ -309,7 +460,15 @@
             <w:shd w:val="clear" w:color="auto" w:fill="A8D08D"/>
           </w:tcPr>
           <w:p>
-            <w:r>
+            <w:pPr>
+              <w:spacing w:line="360" w:lineRule="auto"/>
+              <w:jc w:val="center"/>
+            </w:pPr>
+            <w:r>
+              <w:rPr>
+                <w:b/>
+                <w:sz w:val="24"/>
+              </w:rPr>
               <w:t>7A, 7B day – 90 min – September - Week 1</w:t>
             </w:r>
           </w:p>
@@ -327,25 +486,178 @@
             </w:tcBorders>
           </w:tcPr>
           <w:p>
-            <w:r>
-              <w:t>Topic:</w:t>
-              <w:br/>
+            <w:pPr>
+              <w:spacing w:line="360" w:lineRule="auto" w:before="0" w:after="0"/>
+            </w:pPr>
+            <w:r>
+              <w:rPr>
+                <w:rFonts w:ascii="Arial" w:hAnsi="Arial" w:eastAsia="Arial" w:cs="Arial"/>
+                <w:b/>
+                <w:i w:val="0"/>
+                <w:sz w:val="24"/>
+                <w:u w:val="none"/>
+              </w:rPr>
+              <w:t xml:space="preserve">Topic: </w:t>
+            </w:r>
+            <w:r>
+              <w:rPr>
+                <w:rFonts w:ascii="Arial" w:hAnsi="Arial" w:eastAsia="Arial" w:cs="Arial"/>
+                <w:b w:val="0"/>
+                <w:i w:val="0"/>
+                <w:sz w:val="24"/>
+                <w:u w:val="none"/>
+              </w:rPr>
               <w:t>Spreadsheet introduction</w:t>
-              <w:br/>
-              <w:br/>
-              <w:t>Pre-activities</w:t>
-              <w:br/>
+            </w:r>
+          </w:p>
+          <w:p>
+            <w:pPr>
+              <w:spacing w:line="360" w:lineRule="auto" w:before="0" w:after="0"/>
+            </w:pPr>
+            <w:r>
+              <w:rPr>
+                <w:rFonts w:ascii="Arial" w:hAnsi="Arial" w:eastAsia="Arial" w:cs="Arial"/>
+                <w:i w:val="0"/>
+                <w:sz w:val="24"/>
+                <w:u w:val="none"/>
+                <w:b/>
+                <w:bCs/>
+              </w:rPr>
+              <w:t>Class Objective:</w:t>
+            </w:r>
+          </w:p>
+          <w:p>
+            <w:pPr>
+              <w:spacing w:line="360" w:lineRule="auto" w:before="0" w:after="0"/>
+            </w:pPr>
+            <w:r>
+              <w:rPr>
+                <w:rFonts w:ascii="Arial" w:hAnsi="Arial" w:eastAsia="Arial" w:cs="Arial"/>
+                <w:i w:val="0"/>
+                <w:sz w:val="24"/>
+                <w:u w:val="none"/>
+              </w:rPr>
+              <w:t>Practice finding cells by row and column without completing the graded vocabulary table in this class.</w:t>
+            </w:r>
+          </w:p>
+          <w:p>
+            <w:pPr>
+              <w:spacing w:line="360" w:lineRule="auto" w:before="0" w:after="0"/>
+            </w:pPr>
+            <w:r>
+              <w:rPr>
+                <w:rFonts w:ascii="Arial" w:hAnsi="Arial" w:eastAsia="Arial" w:cs="Arial"/>
+                <w:b/>
+                <w:i w:val="0"/>
+                <w:sz w:val="24"/>
+                <w:u w:val="none"/>
+              </w:rPr>
+              <w:t>Pre-activities:</w:t>
+            </w:r>
+          </w:p>
+          <w:p>
+            <w:pPr>
+              <w:spacing w:line="360" w:lineRule="auto" w:before="0" w:after="0"/>
+            </w:pPr>
+            <w:r>
+              <w:rPr>
+                <w:rFonts w:ascii="Arial" w:hAnsi="Arial" w:eastAsia="Arial" w:cs="Arial"/>
+                <w:b w:val="0"/>
+                <w:i w:val="0"/>
+                <w:sz w:val="24"/>
+                <w:u w:val="none"/>
+              </w:rPr>
               <w:t>Label a simple spreadsheet screenshot and identify rows, columns, cells, sheet tabs, and the formula bar.</w:t>
-              <w:br/>
-              <w:br/>
-              <w:t>While activities</w:t>
-              <w:br/>
-              <w:t>Explore how spreadsheet parts are organized. Practice finding cells by row and column without completing the graded vocabulary table in this class.</w:t>
-              <w:br/>
-              <w:br/>
-              <w:t>Post activities</w:t>
-              <w:br/>
-              <w:t>Share one example cell reference with a partner. Correct one label after feedback.</w:t>
+            </w:r>
+          </w:p>
+          <w:p>
+            <w:pPr>
+              <w:spacing w:line="360" w:lineRule="auto" w:before="0" w:after="0"/>
+            </w:pPr>
+            <w:r>
+              <w:rPr>
+                <w:rFonts w:ascii="Arial" w:hAnsi="Arial" w:eastAsia="Arial" w:cs="Arial"/>
+                <w:b/>
+                <w:i w:val="0"/>
+                <w:sz w:val="24"/>
+                <w:u w:val="none"/>
+              </w:rPr>
+              <w:t>While activities:</w:t>
+            </w:r>
+          </w:p>
+          <w:p>
+            <w:pPr>
+              <w:spacing w:line="360" w:lineRule="auto" w:before="0" w:after="0"/>
+            </w:pPr>
+            <w:r>
+              <w:rPr>
+                <w:rFonts w:ascii="Arial" w:hAnsi="Arial" w:eastAsia="Arial" w:cs="Arial"/>
+                <w:b w:val="0"/>
+                <w:i w:val="0"/>
+                <w:sz w:val="24"/>
+                <w:u w:val="none"/>
+              </w:rPr>
+              <w:t>Explore how spreadsheet parts are organized.</w:t>
+            </w:r>
+          </w:p>
+          <w:p>
+            <w:pPr>
+              <w:spacing w:line="360" w:lineRule="auto" w:before="0" w:after="0"/>
+            </w:pPr>
+            <w:r>
+              <w:rPr>
+                <w:rFonts w:ascii="Arial" w:hAnsi="Arial" w:eastAsia="Arial" w:cs="Arial"/>
+                <w:b w:val="0"/>
+                <w:i w:val="0"/>
+                <w:sz w:val="24"/>
+                <w:u w:val="none"/>
+              </w:rPr>
+              <w:t>Practice finding cells by row and column without completing the graded vocabulary table in this class.</w:t>
+            </w:r>
+          </w:p>
+          <w:p>
+            <w:pPr>
+              <w:spacing w:line="360" w:lineRule="auto" w:before="0" w:after="0"/>
+            </w:pPr>
+            <w:r>
+              <w:rPr>
+                <w:rFonts w:ascii="Arial" w:hAnsi="Arial" w:eastAsia="Arial" w:cs="Arial"/>
+                <w:b/>
+                <w:i w:val="0"/>
+                <w:sz w:val="24"/>
+                <w:u w:val="none"/>
+              </w:rPr>
+              <w:t>Post activities:</w:t>
+            </w:r>
+          </w:p>
+          <w:p>
+            <w:pPr>
+              <w:spacing w:line="360" w:lineRule="auto" w:before="0" w:after="0"/>
+            </w:pPr>
+            <w:r>
+              <w:rPr>
+                <w:rFonts w:ascii="Arial" w:hAnsi="Arial" w:eastAsia="Arial" w:cs="Arial"/>
+                <w:b w:val="0"/>
+                <w:i w:val="0"/>
+                <w:sz w:val="24"/>
+                <w:u w:val="none"/>
+              </w:rPr>
+              <w:t>Share one example cell reference with a partner.</w:t>
+            </w:r>
+          </w:p>
+          <w:p>
+            <w:pPr>
+              <w:spacing w:line="360" w:lineRule="auto" w:before="0" w:after="0"/>
+            </w:pPr>
+            <w:r>
+              <w:rPr>
+                <w:rFonts w:ascii="Arial" w:hAnsi="Arial" w:eastAsia="Arial" w:cs="Arial"/>
+                <w:b w:val="0"/>
+                <w:i w:val="0"/>
+                <w:sz w:val="24"/>
+                <w:u w:val="none"/>
+              </w:rPr>
+              <w:t>Correct one label after feedback.</w:t>
             </w:r>
           </w:p>
         </w:tc>
@@ -360,25 +672,209 @@
             </w:tcBorders>
           </w:tcPr>
           <w:p>
-            <w:r>
-              <w:t>Topic:</w:t>
-              <w:br/>
+            <w:pPr>
+              <w:spacing w:line="360" w:lineRule="auto" w:before="0" w:after="0"/>
+            </w:pPr>
+            <w:r>
+              <w:rPr>
+                <w:rFonts w:ascii="Arial" w:hAnsi="Arial" w:eastAsia="Arial" w:cs="Arial"/>
+                <w:b/>
+                <w:i w:val="0"/>
+                <w:sz w:val="24"/>
+                <w:u w:val="none"/>
+              </w:rPr>
+              <w:t xml:space="preserve">Topic: </w:t>
+            </w:r>
+            <w:r>
+              <w:rPr>
+                <w:rFonts w:ascii="Arial" w:hAnsi="Arial" w:eastAsia="Arial" w:cs="Arial"/>
+                <w:b w:val="0"/>
+                <w:i w:val="0"/>
+                <w:sz w:val="24"/>
+                <w:u w:val="none"/>
+              </w:rPr>
               <w:t>Entering, formatting, and core vocabulary</w:t>
-              <w:br/>
-              <w:br/>
-              <w:t>Pre-activities</w:t>
-              <w:br/>
-              <w:t>Open Google Sheets or Excel. Preview the 10 Trimester 3 vocabulary words: spreadsheet, sheet, row, column, cell, cell reference, formula, function, average, chart. Identify the toolbar, formula bar, active cell, row numbers, and column letters.</w:t>
-              <w:br/>
-              <w:br/>
-              <w:t>While activities</w:t>
-              <w:br/>
-              <w:t>Complete Daily Grade #1: Create a vocabulary table for these 10 words: spreadsheet, sheet, row, column, cell, cell reference, formula, function, average, chart. Then create a class data table.</w:t>
-              <w:br/>
-              <w:br/>
-              <w:t>Post activities</w:t>
-              <w:br/>
-              <w:t>Save the spreadsheet. Write one formatting choice that made the table easier to read.</w:t>
+            </w:r>
+          </w:p>
+          <w:p>
+            <w:pPr>
+              <w:spacing w:line="360" w:lineRule="auto" w:before="0" w:after="0"/>
+            </w:pPr>
+            <w:r>
+              <w:rPr>
+                <w:rFonts w:ascii="Arial" w:hAnsi="Arial" w:eastAsia="Arial" w:cs="Arial"/>
+                <w:i w:val="0"/>
+                <w:sz w:val="24"/>
+                <w:u w:val="none"/>
+                <w:b/>
+                <w:bCs/>
+              </w:rPr>
+              <w:t>Class Objective:</w:t>
+            </w:r>
+          </w:p>
+          <w:p>
+            <w:pPr>
+              <w:spacing w:line="360" w:lineRule="auto" w:before="0" w:after="0"/>
+            </w:pPr>
+            <w:r>
+              <w:rPr>
+                <w:rFonts w:ascii="Arial" w:hAnsi="Arial" w:eastAsia="Arial" w:cs="Arial"/>
+                <w:i w:val="0"/>
+                <w:sz w:val="24"/>
+                <w:u w:val="none"/>
+              </w:rPr>
+              <w:t>Create a vocabulary table for these 10 words: spreadsheet, sheet, row, column, cell, cell reference, formula, function, average, chart.</w:t>
+            </w:r>
+          </w:p>
+          <w:p>
+            <w:pPr>
+              <w:spacing w:line="360" w:lineRule="auto" w:before="0" w:after="0"/>
+            </w:pPr>
+            <w:r>
+              <w:rPr>
+                <w:rFonts w:ascii="Arial" w:hAnsi="Arial" w:eastAsia="Arial" w:cs="Arial"/>
+                <w:b/>
+                <w:i w:val="0"/>
+                <w:sz w:val="24"/>
+                <w:u w:val="none"/>
+              </w:rPr>
+              <w:t>Pre-activities:</w:t>
+            </w:r>
+          </w:p>
+          <w:p>
+            <w:pPr>
+              <w:spacing w:line="360" w:lineRule="auto" w:before="0" w:after="0"/>
+            </w:pPr>
+            <w:r>
+              <w:rPr>
+                <w:rFonts w:ascii="Arial" w:hAnsi="Arial" w:eastAsia="Arial" w:cs="Arial"/>
+                <w:b w:val="0"/>
+                <w:i w:val="0"/>
+                <w:sz w:val="24"/>
+                <w:u w:val="none"/>
+              </w:rPr>
+              <w:t>Open Google Sheets or Excel.</w:t>
+            </w:r>
+          </w:p>
+          <w:p>
+            <w:pPr>
+              <w:spacing w:line="360" w:lineRule="auto" w:before="0" w:after="0"/>
+            </w:pPr>
+            <w:r>
+              <w:rPr>
+                <w:rFonts w:ascii="Arial" w:hAnsi="Arial" w:eastAsia="Arial" w:cs="Arial"/>
+                <w:b w:val="0"/>
+                <w:i w:val="0"/>
+                <w:sz w:val="24"/>
+                <w:u w:val="none"/>
+              </w:rPr>
+              <w:t>Preview the 10 Trimester 3 vocabulary words: spreadsheet, sheet, row, column, cell, cell reference, formula, function, average, chart.</w:t>
+            </w:r>
+          </w:p>
+          <w:p>
+            <w:pPr>
+              <w:spacing w:line="360" w:lineRule="auto" w:before="0" w:after="0"/>
+            </w:pPr>
+            <w:r>
+              <w:rPr>
+                <w:rFonts w:ascii="Arial" w:hAnsi="Arial" w:eastAsia="Arial" w:cs="Arial"/>
+                <w:b w:val="0"/>
+                <w:i w:val="0"/>
+                <w:sz w:val="24"/>
+                <w:u w:val="none"/>
+              </w:rPr>
+              <w:t>Identify the toolbar, formula bar, active cell, row numbers, and column letters.</w:t>
+            </w:r>
+          </w:p>
+          <w:p>
+            <w:pPr>
+              <w:spacing w:line="360" w:lineRule="auto" w:before="0" w:after="0"/>
+            </w:pPr>
+            <w:r>
+              <w:rPr>
+                <w:rFonts w:ascii="Arial" w:hAnsi="Arial" w:eastAsia="Arial" w:cs="Arial"/>
+                <w:b/>
+                <w:i w:val="0"/>
+                <w:sz w:val="24"/>
+                <w:u w:val="none"/>
+              </w:rPr>
+              <w:t>While activities:</w:t>
+            </w:r>
+          </w:p>
+          <w:p>
+            <w:pPr>
+              <w:spacing w:line="360" w:lineRule="auto" w:before="0" w:after="0"/>
+            </w:pPr>
+            <w:r>
+              <w:rPr>
+                <w:rFonts w:ascii="Arial" w:hAnsi="Arial" w:eastAsia="Arial" w:cs="Arial"/>
+                <w:b w:val="0"/>
+                <w:i w:val="0"/>
+                <w:sz w:val="24"/>
+                <w:highlight w:val="yellow"/>
+                <w:u w:val="none"/>
+              </w:rPr>
+              <w:t>Complete Daily Grade #1: Create a vocabulary table for these 10 words: spreadsheet, sheet, row, column, cell, cell reference, formula, function, average, chart.</w:t>
+            </w:r>
+          </w:p>
+          <w:p>
+            <w:pPr>
+              <w:spacing w:line="360" w:lineRule="auto" w:before="0" w:after="0"/>
+            </w:pPr>
+            <w:r>
+              <w:rPr>
+                <w:rFonts w:ascii="Arial" w:hAnsi="Arial" w:eastAsia="Arial" w:cs="Arial"/>
+                <w:b w:val="0"/>
+                <w:i w:val="0"/>
+                <w:sz w:val="24"/>
+                <w:u w:val="none"/>
+              </w:rPr>
+              <w:t>Then create a class data table.</w:t>
+            </w:r>
+          </w:p>
+          <w:p>
+            <w:pPr>
+              <w:spacing w:line="360" w:lineRule="auto" w:before="0" w:after="0"/>
+            </w:pPr>
+            <w:r>
+              <w:rPr>
+                <w:rFonts w:ascii="Arial" w:hAnsi="Arial" w:eastAsia="Arial" w:cs="Arial"/>
+                <w:b/>
+                <w:i w:val="0"/>
+                <w:sz w:val="24"/>
+                <w:u w:val="none"/>
+              </w:rPr>
+              <w:t>Post activities:</w:t>
+            </w:r>
+          </w:p>
+          <w:p>
+            <w:pPr>
+              <w:spacing w:line="360" w:lineRule="auto" w:before="0" w:after="0"/>
+            </w:pPr>
+            <w:r>
+              <w:rPr>
+                <w:rFonts w:ascii="Arial" w:hAnsi="Arial" w:eastAsia="Arial" w:cs="Arial"/>
+                <w:b w:val="0"/>
+                <w:i w:val="0"/>
+                <w:sz w:val="24"/>
+                <w:u w:val="none"/>
+              </w:rPr>
+              <w:t>Save the spreadsheet.</w:t>
+            </w:r>
+          </w:p>
+          <w:p>
+            <w:pPr>
+              <w:spacing w:line="360" w:lineRule="auto" w:before="0" w:after="0"/>
+            </w:pPr>
+            <w:r>
+              <w:rPr>
+                <w:rFonts w:ascii="Arial" w:hAnsi="Arial" w:eastAsia="Arial" w:cs="Arial"/>
+                <w:b w:val="0"/>
+                <w:i w:val="0"/>
+                <w:sz w:val="24"/>
+                <w:u w:val="none"/>
+              </w:rPr>
+              <w:t>Write one formatting choice that made the table easier to read.</w:t>
             </w:r>
           </w:p>
         </w:tc>
@@ -395,8 +891,22 @@
             </w:tcBorders>
           </w:tcPr>
           <w:p>
-            <w:r>
-              <w:t>Resources: Pen, pencil, technology notebook, student's email and password, Google Classroom, Google Sheets or Excel, prepared data files, checklist or worksheet, project planning sheet, projector.</w:t>
+            <w:pPr>
+              <w:spacing w:line="360" w:lineRule="auto"/>
+            </w:pPr>
+            <w:r>
+              <w:rPr>
+                <w:b/>
+                <w:sz w:val="24"/>
+              </w:rPr>
+              <w:lastRenderedPageBreak/>
+              <w:t xml:space="preserve">Resources: </w:t>
+            </w:r>
+            <w:r>
+              <w:rPr>
+                <w:sz w:val="24"/>
+              </w:rPr>
+              <w:t>Pen, pencil, technology notebook, student's computer, email and password</w:t>
             </w:r>
           </w:p>
         </w:tc>
@@ -411,8 +921,21 @@
             </w:tcBorders>
           </w:tcPr>
           <w:p>
-            <w:r>
-              <w:t>Resources: Pen, pencil, technology notebook, student's email and password, Google Classroom, Google Sheets or Excel, prepared data files, checklist or worksheet, project planning sheet, projector.</w:t>
+            <w:pPr>
+              <w:spacing w:line="360" w:lineRule="auto"/>
+            </w:pPr>
+            <w:r>
+              <w:rPr>
+                <w:b/>
+                <w:sz w:val="24"/>
+              </w:rPr>
+              <w:t xml:space="preserve">Resources: </w:t>
+            </w:r>
+            <w:r>
+              <w:rPr>
+                <w:sz w:val="24"/>
+              </w:rPr>
+              <w:t>Pen, pencil, technology notebook, student's computer, email and password</w:t>
             </w:r>
           </w:p>
         </w:tc>
@@ -430,7 +953,15 @@
             <w:shd w:val="clear" w:color="auto" w:fill="A8D08D"/>
           </w:tcPr>
           <w:p>
-            <w:r>
+            <w:pPr>
+              <w:spacing w:line="360" w:lineRule="auto"/>
+              <w:jc w:val="center"/>
+            </w:pPr>
+            <w:r>
+              <w:rPr>
+                <w:b/>
+                <w:sz w:val="24"/>
+              </w:rPr>
               <w:t>7A, 7B day – 45min – September - Week 2</w:t>
             </w:r>
           </w:p>
@@ -447,7 +978,15 @@
             <w:shd w:val="clear" w:color="auto" w:fill="A8D08D"/>
           </w:tcPr>
           <w:p>
-            <w:r>
+            <w:pPr>
+              <w:spacing w:line="360" w:lineRule="auto"/>
+              <w:jc w:val="center"/>
+            </w:pPr>
+            <w:r>
+              <w:rPr>
+                <w:b/>
+                <w:sz w:val="24"/>
+              </w:rPr>
               <w:t>7A, 7B day – 90 min – September - Week 2</w:t>
             </w:r>
           </w:p>
@@ -465,39 +1004,298 @@
             </w:tcBorders>
           </w:tcPr>
           <w:p>
-            <w:r>
-              <w:t>Topic:</w:t>
-              <w:br/>
+            <w:pPr>
+              <w:spacing w:line="360" w:lineRule="auto" w:before="0" w:after="0"/>
+            </w:pPr>
+            <w:r>
+              <w:rPr>
+                <w:rFonts w:ascii="Arial" w:hAnsi="Arial" w:eastAsia="Arial" w:cs="Arial"/>
+                <w:b/>
+                <w:i w:val="0"/>
+                <w:sz w:val="24"/>
+                <w:u w:val="none"/>
+              </w:rPr>
+              <w:t xml:space="preserve">Topic: </w:t>
+            </w:r>
+            <w:r>
+              <w:rPr>
+                <w:rFonts w:ascii="Arial" w:hAnsi="Arial" w:eastAsia="Arial" w:cs="Arial"/>
+                <w:b w:val="0"/>
+                <w:i w:val="0"/>
+                <w:sz w:val="24"/>
+                <w:u w:val="none"/>
+              </w:rPr>
               <w:t>Basic formulas</w:t>
-              <w:br/>
-              <w:br/>
-              <w:t>Pre-activities</w:t>
-              <w:br/>
+            </w:r>
+          </w:p>
+          <w:p>
+            <w:pPr>
+              <w:spacing w:line="360" w:lineRule="auto" w:before="0" w:after="0"/>
+            </w:pPr>
+            <w:r>
+              <w:rPr>
+                <w:rFonts w:ascii="Arial" w:hAnsi="Arial" w:eastAsia="Arial" w:cs="Arial"/>
+                <w:i w:val="0"/>
+                <w:sz w:val="24"/>
+                <w:u w:val="none"/>
+                <w:b/>
+                <w:bCs/>
+              </w:rPr>
+              <w:t>Class Objective:</w:t>
+            </w:r>
+          </w:p>
+          <w:p>
+            <w:pPr>
+              <w:spacing w:line="360" w:lineRule="auto" w:before="0" w:after="0"/>
+            </w:pPr>
+            <w:r>
+              <w:rPr>
+                <w:rFonts w:ascii="Arial" w:hAnsi="Arial" w:eastAsia="Arial" w:cs="Arial"/>
+                <w:i w:val="0"/>
+                <w:sz w:val="24"/>
+                <w:u w:val="none"/>
+              </w:rPr>
+              <w:t>Practice formulas using a small data set.</w:t>
+            </w:r>
+          </w:p>
+          <w:p>
+            <w:pPr>
+              <w:spacing w:line="360" w:lineRule="auto" w:before="0" w:after="0"/>
+            </w:pPr>
+            <w:r>
+              <w:rPr>
+                <w:rFonts w:ascii="Arial" w:hAnsi="Arial" w:eastAsia="Arial" w:cs="Arial"/>
+                <w:b/>
+                <w:i w:val="0"/>
+                <w:sz w:val="24"/>
+                <w:u w:val="none"/>
+              </w:rPr>
+              <w:t>Pre-activities:</w:t>
+            </w:r>
+          </w:p>
+          <w:p>
+            <w:pPr>
+              <w:spacing w:line="360" w:lineRule="auto" w:before="0" w:after="0"/>
+            </w:pPr>
+            <w:r>
+              <w:rPr>
+                <w:rFonts w:ascii="Arial" w:hAnsi="Arial" w:eastAsia="Arial" w:cs="Arial"/>
+                <w:b w:val="0"/>
+                <w:i w:val="0"/>
+                <w:sz w:val="24"/>
+                <w:u w:val="none"/>
+              </w:rPr>
               <w:t>Review Week 2 practice vocabulary.</w:t>
-              <w:br/>
+            </w:r>
+          </w:p>
+          <w:p>
+            <w:pPr>
+              <w:spacing w:line="360" w:lineRule="auto" w:before="0" w:after="0"/>
+            </w:pPr>
+            <w:r>
+              <w:rPr>
+                <w:rFonts w:ascii="Arial" w:hAnsi="Arial" w:eastAsia="Arial" w:cs="Arial"/>
+                <w:b w:val="0"/>
+                <w:i w:val="0"/>
+                <w:sz w:val="24"/>
+                <w:u w:val="none"/>
+              </w:rPr>
               <w:t>formula: A rule that calculates a value</w:t>
-              <w:br/>
+            </w:r>
+          </w:p>
+          <w:p>
+            <w:pPr>
+              <w:spacing w:line="360" w:lineRule="auto" w:before="0" w:after="0"/>
+            </w:pPr>
+            <w:r>
+              <w:rPr>
+                <w:rFonts w:ascii="Arial" w:hAnsi="Arial" w:eastAsia="Arial" w:cs="Arial"/>
+                <w:b w:val="0"/>
+                <w:i w:val="0"/>
+                <w:sz w:val="24"/>
+                <w:u w:val="none"/>
+              </w:rPr>
               <w:t>function: A built-in formula tool, such as AVERAGE</w:t>
-              <w:br/>
+            </w:r>
+          </w:p>
+          <w:p>
+            <w:pPr>
+              <w:spacing w:line="360" w:lineRule="auto" w:before="0" w:after="0"/>
+            </w:pPr>
+            <w:r>
+              <w:rPr>
+                <w:rFonts w:ascii="Arial" w:hAnsi="Arial" w:eastAsia="Arial" w:cs="Arial"/>
+                <w:b w:val="0"/>
+                <w:i w:val="0"/>
+                <w:sz w:val="24"/>
+                <w:u w:val="none"/>
+              </w:rPr>
               <w:t>average: A number found by adding values and dividing by how many values there are</w:t>
-              <w:br/>
+            </w:r>
+          </w:p>
+          <w:p>
+            <w:pPr>
+              <w:spacing w:line="360" w:lineRule="auto" w:before="0" w:after="0"/>
+            </w:pPr>
+            <w:r>
+              <w:rPr>
+                <w:rFonts w:ascii="Arial" w:hAnsi="Arial" w:eastAsia="Arial" w:cs="Arial"/>
+                <w:b w:val="0"/>
+                <w:i w:val="0"/>
+                <w:sz w:val="24"/>
+                <w:u w:val="none"/>
+              </w:rPr>
               <w:t>minimum: The smallest value</w:t>
-              <w:br/>
+            </w:r>
+          </w:p>
+          <w:p>
+            <w:pPr>
+              <w:spacing w:line="360" w:lineRule="auto" w:before="0" w:after="0"/>
+            </w:pPr>
+            <w:r>
+              <w:rPr>
+                <w:rFonts w:ascii="Arial" w:hAnsi="Arial" w:eastAsia="Arial" w:cs="Arial"/>
+                <w:b w:val="0"/>
+                <w:i w:val="0"/>
+                <w:sz w:val="24"/>
+                <w:u w:val="none"/>
+              </w:rPr>
               <w:t>maximum: The largest value</w:t>
-              <w:br/>
+            </w:r>
+          </w:p>
+          <w:p>
+            <w:pPr>
+              <w:spacing w:line="360" w:lineRule="auto" w:before="0" w:after="0"/>
+            </w:pPr>
+            <w:r>
+              <w:rPr>
+                <w:rFonts w:ascii="Arial" w:hAnsi="Arial" w:eastAsia="Arial" w:cs="Arial"/>
+                <w:b w:val="0"/>
+                <w:i w:val="0"/>
+                <w:sz w:val="24"/>
+                <w:u w:val="none"/>
+              </w:rPr>
               <w:t>chart: A visual way to show data</w:t>
-              <w:br/>
+            </w:r>
+          </w:p>
+          <w:p>
+            <w:pPr>
+              <w:spacing w:line="360" w:lineRule="auto" w:before="0" w:after="0"/>
+            </w:pPr>
+            <w:r>
+              <w:rPr>
+                <w:rFonts w:ascii="Arial" w:hAnsi="Arial" w:eastAsia="Arial" w:cs="Arial"/>
+                <w:b w:val="0"/>
+                <w:i w:val="0"/>
+                <w:sz w:val="24"/>
+                <w:u w:val="none"/>
+              </w:rPr>
               <w:t>interpretation: An explanation of what data means</w:t>
-              <w:br/>
-              <w:br/>
-              <w:t>While activities</w:t>
-              <w:br/>
-              <w:t>Practice formulas using a small data set. Calculate total, average, minimum, and maximum values using cell references. Discuss what responsible data teamwork looks like before the graded reflection.</w:t>
-              <w:br/>
-              <w:br/>
-              <w:t>Post activities</w:t>
-              <w:br/>
-              <w:t>Check one formula with a calculator or mental math. Fix one formula error if needed.</w:t>
+            </w:r>
+          </w:p>
+          <w:p>
+            <w:pPr>
+              <w:spacing w:line="360" w:lineRule="auto" w:before="0" w:after="0"/>
+            </w:pPr>
+            <w:r>
+              <w:rPr>
+                <w:rFonts w:ascii="Arial" w:hAnsi="Arial" w:eastAsia="Arial" w:cs="Arial"/>
+                <w:b/>
+                <w:i w:val="0"/>
+                <w:sz w:val="24"/>
+                <w:u w:val="none"/>
+              </w:rPr>
+              <w:t>While activities:</w:t>
+            </w:r>
+          </w:p>
+          <w:p>
+            <w:pPr>
+              <w:spacing w:line="360" w:lineRule="auto" w:before="0" w:after="0"/>
+            </w:pPr>
+            <w:r>
+              <w:rPr>
+                <w:rFonts w:ascii="Arial" w:hAnsi="Arial" w:eastAsia="Arial" w:cs="Arial"/>
+                <w:b w:val="0"/>
+                <w:i w:val="0"/>
+                <w:sz w:val="24"/>
+                <w:u w:val="none"/>
+              </w:rPr>
+              <w:t>Practice formulas using a small data set.</w:t>
+            </w:r>
+          </w:p>
+          <w:p>
+            <w:pPr>
+              <w:spacing w:line="360" w:lineRule="auto" w:before="0" w:after="0"/>
+            </w:pPr>
+            <w:r>
+              <w:rPr>
+                <w:rFonts w:ascii="Arial" w:hAnsi="Arial" w:eastAsia="Arial" w:cs="Arial"/>
+                <w:b w:val="0"/>
+                <w:i w:val="0"/>
+                <w:sz w:val="24"/>
+                <w:u w:val="none"/>
+              </w:rPr>
+              <w:t>Calculate total, average, minimum, and maximum values using cell references.</w:t>
+            </w:r>
+          </w:p>
+          <w:p>
+            <w:pPr>
+              <w:spacing w:line="360" w:lineRule="auto" w:before="0" w:after="0"/>
+            </w:pPr>
+            <w:r>
+              <w:rPr>
+                <w:rFonts w:ascii="Arial" w:hAnsi="Arial" w:eastAsia="Arial" w:cs="Arial"/>
+                <w:b w:val="0"/>
+                <w:i w:val="0"/>
+                <w:sz w:val="24"/>
+                <w:u w:val="none"/>
+              </w:rPr>
+              <w:t>Discuss what responsible data teamwork looks like before the graded reflection.</w:t>
+            </w:r>
+          </w:p>
+          <w:p>
+            <w:pPr>
+              <w:spacing w:line="360" w:lineRule="auto" w:before="0" w:after="0"/>
+            </w:pPr>
+            <w:r>
+              <w:rPr>
+                <w:rFonts w:ascii="Arial" w:hAnsi="Arial" w:eastAsia="Arial" w:cs="Arial"/>
+                <w:b/>
+                <w:i w:val="0"/>
+                <w:sz w:val="24"/>
+                <w:u w:val="none"/>
+              </w:rPr>
+              <w:t>Post activities:</w:t>
+            </w:r>
+          </w:p>
+          <w:p>
+            <w:pPr>
+              <w:spacing w:line="360" w:lineRule="auto" w:before="0" w:after="0"/>
+            </w:pPr>
+            <w:r>
+              <w:rPr>
+                <w:rFonts w:ascii="Arial" w:hAnsi="Arial" w:eastAsia="Arial" w:cs="Arial"/>
+                <w:b w:val="0"/>
+                <w:i w:val="0"/>
+                <w:sz w:val="24"/>
+                <w:u w:val="none"/>
+              </w:rPr>
+              <w:t>Check one formula with a calculator or mental math.</w:t>
+            </w:r>
+          </w:p>
+          <w:p>
+            <w:pPr>
+              <w:spacing w:line="360" w:lineRule="auto" w:before="0" w:after="0"/>
+            </w:pPr>
+            <w:r>
+              <w:rPr>
+                <w:rFonts w:ascii="Arial" w:hAnsi="Arial" w:eastAsia="Arial" w:cs="Arial"/>
+                <w:b w:val="0"/>
+                <w:i w:val="0"/>
+                <w:sz w:val="24"/>
+                <w:u w:val="none"/>
+              </w:rPr>
+              <w:t>Fix one formula error if needed.</w:t>
             </w:r>
           </w:p>
         </w:tc>
@@ -512,25 +1310,179 @@
             </w:tcBorders>
           </w:tcPr>
           <w:p>
-            <w:r>
-              <w:t>Topic:</w:t>
-              <w:br/>
+            <w:pPr>
+              <w:spacing w:line="360" w:lineRule="auto" w:before="0" w:after="0"/>
+            </w:pPr>
+            <w:r>
+              <w:rPr>
+                <w:rFonts w:ascii="Arial" w:hAnsi="Arial" w:eastAsia="Arial" w:cs="Arial"/>
+                <w:b/>
+                <w:i w:val="0"/>
+                <w:sz w:val="24"/>
+                <w:u w:val="none"/>
+              </w:rPr>
+              <w:t xml:space="preserve">Topic: </w:t>
+            </w:r>
+            <w:r>
+              <w:rPr>
+                <w:rFonts w:ascii="Arial" w:hAnsi="Arial" w:eastAsia="Arial" w:cs="Arial"/>
+                <w:b w:val="0"/>
+                <w:i w:val="0"/>
+                <w:sz w:val="24"/>
+                <w:u w:val="none"/>
+              </w:rPr>
               <w:t>Charts and data interpretation</w:t>
-              <w:br/>
-              <w:br/>
-              <w:t>Pre-activities</w:t>
-              <w:br/>
-              <w:t>Sort examples into data and information. Choose which chart type would best show totals, comparisons, or changes.</w:t>
-              <w:br/>
-              <w:br/>
-              <w:t>While activities</w:t>
-              <w:br/>
+            </w:r>
+          </w:p>
+          <w:p>
+            <w:pPr>
+              <w:spacing w:line="360" w:lineRule="auto" w:before="0" w:after="0"/>
+            </w:pPr>
+            <w:r>
+              <w:rPr>
+                <w:rFonts w:ascii="Arial" w:hAnsi="Arial" w:eastAsia="Arial" w:cs="Arial"/>
+                <w:i w:val="0"/>
+                <w:sz w:val="24"/>
+                <w:u w:val="none"/>
+                <w:b/>
+                <w:bCs/>
+              </w:rPr>
+              <w:t>Class Objective:</w:t>
+            </w:r>
+          </w:p>
+          <w:p>
+            <w:pPr>
+              <w:spacing w:line="360" w:lineRule="auto" w:before="0" w:after="0"/>
+            </w:pPr>
+            <w:r>
+              <w:rPr>
+                <w:rFonts w:ascii="Arial" w:hAnsi="Arial" w:eastAsia="Arial" w:cs="Arial"/>
+                <w:i w:val="0"/>
+                <w:sz w:val="24"/>
+                <w:u w:val="none"/>
+              </w:rPr>
+              <w:t>Create a spreadsheet with at least 8 data rows, use 3 formulas, create 1 chart, and write 2 interpretation sentences explaining what the chart shows.</w:t>
+            </w:r>
+          </w:p>
+          <w:p>
+            <w:pPr>
+              <w:spacing w:line="360" w:lineRule="auto" w:before="0" w:after="0"/>
+            </w:pPr>
+            <w:r>
+              <w:rPr>
+                <w:rFonts w:ascii="Arial" w:hAnsi="Arial" w:eastAsia="Arial" w:cs="Arial"/>
+                <w:b/>
+                <w:i w:val="0"/>
+                <w:sz w:val="24"/>
+                <w:u w:val="none"/>
+              </w:rPr>
+              <w:t>Pre-activities:</w:t>
+            </w:r>
+          </w:p>
+          <w:p>
+            <w:pPr>
+              <w:spacing w:line="360" w:lineRule="auto" w:before="0" w:after="0"/>
+            </w:pPr>
+            <w:r>
+              <w:rPr>
+                <w:rFonts w:ascii="Arial" w:hAnsi="Arial" w:eastAsia="Arial" w:cs="Arial"/>
+                <w:b w:val="0"/>
+                <w:i w:val="0"/>
+                <w:sz w:val="24"/>
+                <w:u w:val="none"/>
+              </w:rPr>
+              <w:t>Sort examples into data and information.</w:t>
+            </w:r>
+          </w:p>
+          <w:p>
+            <w:pPr>
+              <w:spacing w:line="360" w:lineRule="auto" w:before="0" w:after="0"/>
+            </w:pPr>
+            <w:r>
+              <w:rPr>
+                <w:rFonts w:ascii="Arial" w:hAnsi="Arial" w:eastAsia="Arial" w:cs="Arial"/>
+                <w:b w:val="0"/>
+                <w:i w:val="0"/>
+                <w:sz w:val="24"/>
+                <w:u w:val="none"/>
+              </w:rPr>
+              <w:t>Choose which chart type would best show totals, comparisons, or changes.</w:t>
+            </w:r>
+          </w:p>
+          <w:p>
+            <w:pPr>
+              <w:spacing w:line="360" w:lineRule="auto" w:before="0" w:after="0"/>
+            </w:pPr>
+            <w:r>
+              <w:rPr>
+                <w:rFonts w:ascii="Arial" w:hAnsi="Arial" w:eastAsia="Arial" w:cs="Arial"/>
+                <w:b/>
+                <w:i w:val="0"/>
+                <w:sz w:val="24"/>
+                <w:u w:val="none"/>
+              </w:rPr>
+              <w:t>While activities:</w:t>
+            </w:r>
+          </w:p>
+          <w:p>
+            <w:pPr>
+              <w:spacing w:line="360" w:lineRule="auto" w:before="0" w:after="0"/>
+            </w:pPr>
+            <w:r>
+              <w:rPr>
+                <w:rFonts w:ascii="Arial" w:hAnsi="Arial" w:eastAsia="Arial" w:cs="Arial"/>
+                <w:b w:val="0"/>
+                <w:i w:val="0"/>
+                <w:sz w:val="24"/>
+                <w:highlight w:val="yellow"/>
+                <w:u w:val="none"/>
+              </w:rPr>
               <w:t>Complete Daily Grade #2: Create a spreadsheet with at least 8 data rows, use 3 formulas, create 1 chart, and write 2 interpretation sentences explaining what the chart shows.</w:t>
-              <w:br/>
-              <w:br/>
-              <w:t>Post activities</w:t>
-              <w:br/>
-              <w:t>Submit the spreadsheet in Google Classroom. Share one conclusion from your chart.</w:t>
+            </w:r>
+          </w:p>
+          <w:p>
+            <w:pPr>
+              <w:spacing w:line="360" w:lineRule="auto" w:before="0" w:after="0"/>
+            </w:pPr>
+            <w:r>
+              <w:rPr>
+                <w:rFonts w:ascii="Arial" w:hAnsi="Arial" w:eastAsia="Arial" w:cs="Arial"/>
+                <w:b/>
+                <w:i w:val="0"/>
+                <w:sz w:val="24"/>
+                <w:u w:val="none"/>
+              </w:rPr>
+              <w:t>Post activities:</w:t>
+            </w:r>
+          </w:p>
+          <w:p>
+            <w:pPr>
+              <w:spacing w:line="360" w:lineRule="auto" w:before="0" w:after="0"/>
+            </w:pPr>
+            <w:r>
+              <w:rPr>
+                <w:rFonts w:ascii="Arial" w:hAnsi="Arial" w:eastAsia="Arial" w:cs="Arial"/>
+                <w:b w:val="0"/>
+                <w:i w:val="0"/>
+                <w:sz w:val="24"/>
+                <w:u w:val="none"/>
+              </w:rPr>
+              <w:t>Submit the spreadsheet in Google Classroom.</w:t>
+            </w:r>
+          </w:p>
+          <w:p>
+            <w:pPr>
+              <w:spacing w:line="360" w:lineRule="auto" w:before="0" w:after="0"/>
+            </w:pPr>
+            <w:r>
+              <w:rPr>
+                <w:rFonts w:ascii="Arial" w:hAnsi="Arial" w:eastAsia="Arial" w:cs="Arial"/>
+                <w:b w:val="0"/>
+                <w:i w:val="0"/>
+                <w:sz w:val="24"/>
+                <w:u w:val="none"/>
+              </w:rPr>
+              <w:t>Share one conclusion from your chart.</w:t>
             </w:r>
           </w:p>
         </w:tc>
@@ -547,8 +1499,21 @@
             </w:tcBorders>
           </w:tcPr>
           <w:p>
-            <w:r>
-              <w:t>Resources: Pen, pencil, technology notebook, student's email and password, Google Classroom, Google Sheets or Excel, prepared data files, checklist or worksheet, project planning sheet, projector.</w:t>
+            <w:pPr>
+              <w:spacing w:line="360" w:lineRule="auto"/>
+            </w:pPr>
+            <w:r>
+              <w:rPr>
+                <w:b/>
+                <w:sz w:val="24"/>
+              </w:rPr>
+              <w:t xml:space="preserve">Resources: </w:t>
+            </w:r>
+            <w:r>
+              <w:rPr>
+                <w:sz w:val="24"/>
+              </w:rPr>
+              <w:t>Pen, pencil, technology notebook, student's computer, email and password</w:t>
             </w:r>
           </w:p>
         </w:tc>
@@ -563,8 +1528,21 @@
             </w:tcBorders>
           </w:tcPr>
           <w:p>
-            <w:r>
-              <w:t>Resources: Pen, pencil, technology notebook, student's email and password, Google Classroom, Google Sheets or Excel, prepared data files, checklist or worksheet, project planning sheet, projector.</w:t>
+            <w:pPr>
+              <w:spacing w:line="360" w:lineRule="auto"/>
+            </w:pPr>
+            <w:r>
+              <w:rPr>
+                <w:b/>
+                <w:sz w:val="24"/>
+              </w:rPr>
+              <w:t xml:space="preserve">Resources: </w:t>
+            </w:r>
+            <w:r>
+              <w:rPr>
+                <w:sz w:val="24"/>
+              </w:rPr>
+              <w:t>Pen, pencil, technology notebook, student's computer, email and password</w:t>
             </w:r>
           </w:p>
         </w:tc>
@@ -582,7 +1560,15 @@
             <w:shd w:val="clear" w:color="auto" w:fill="A8D08D"/>
           </w:tcPr>
           <w:p>
-            <w:r>
+            <w:pPr>
+              <w:spacing w:line="360" w:lineRule="auto"/>
+              <w:jc w:val="center"/>
+            </w:pPr>
+            <w:r>
+              <w:rPr>
+                <w:b/>
+                <w:sz w:val="24"/>
+              </w:rPr>
               <w:t>7A, 7B day – 45min – September - No scheduled class</w:t>
             </w:r>
           </w:p>
@@ -599,7 +1585,15 @@
             <w:shd w:val="clear" w:color="auto" w:fill="A8D08D"/>
           </w:tcPr>
           <w:p>
-            <w:r>
+            <w:pPr>
+              <w:spacing w:line="360" w:lineRule="auto"/>
+              <w:jc w:val="center"/>
+            </w:pPr>
+            <w:r>
+              <w:rPr>
+                <w:b/>
+                <w:sz w:val="24"/>
+              </w:rPr>
               <w:t>7A, 7B day – 90 min – September - No scheduled class</w:t>
             </w:r>
           </w:p>
@@ -617,24 +1611,117 @@
             </w:tcBorders>
           </w:tcPr>
           <w:p>
-            <w:r>
-              <w:t>Topic:</w:t>
-              <w:br/>
+            <w:pPr>
+              <w:spacing w:line="360" w:lineRule="auto" w:before="0" w:after="0"/>
+            </w:pPr>
+            <w:r>
+              <w:rPr>
+                <w:rFonts w:ascii="Arial" w:hAnsi="Arial" w:eastAsia="Arial" w:cs="Arial"/>
+                <w:b/>
+                <w:i w:val="0"/>
+                <w:sz w:val="24"/>
+                <w:u w:val="none"/>
+              </w:rPr>
+              <w:t xml:space="preserve">Topic: </w:t>
+            </w:r>
+            <w:r>
+              <w:rPr>
+                <w:rFonts w:ascii="Arial" w:hAnsi="Arial" w:eastAsia="Arial" w:cs="Arial"/>
+                <w:b w:val="0"/>
+                <w:i w:val="0"/>
+                <w:sz w:val="24"/>
+                <w:u w:val="none"/>
+              </w:rPr>
               <w:t>No regular class scheduled in this monthly plan.</w:t>
-              <w:br/>
-              <w:br/>
-              <w:t>Pre-activities</w:t>
-              <w:br/>
+            </w:r>
+          </w:p>
+          <w:p>
+            <w:pPr>
+              <w:spacing w:line="360" w:lineRule="auto" w:before="0" w:after="0"/>
+            </w:pPr>
+            <w:r>
+              <w:rPr>
+                <w:rFonts w:ascii="Arial" w:hAnsi="Arial" w:eastAsia="Arial" w:cs="Arial"/>
+                <w:b/>
+                <w:i w:val="0"/>
+                <w:sz w:val="24"/>
+                <w:u w:val="none"/>
+              </w:rPr>
+              <w:t>Pre-activities:</w:t>
+            </w:r>
+          </w:p>
+          <w:p>
+            <w:pPr>
+              <w:spacing w:line="360" w:lineRule="auto" w:before="0" w:after="0"/>
+            </w:pPr>
+            <w:r>
+              <w:rPr>
+                <w:rFonts w:ascii="Arial" w:hAnsi="Arial" w:eastAsia="Arial" w:cs="Arial"/>
+                <w:b w:val="0"/>
+                <w:i w:val="0"/>
+                <w:sz w:val="24"/>
+                <w:u w:val="none"/>
+              </w:rPr>
               <w:t>No activity scheduled.</w:t>
-              <w:br/>
-              <w:br/>
-              <w:t>While activities</w:t>
-              <w:br/>
+            </w:r>
+          </w:p>
+          <w:p>
+            <w:pPr>
+              <w:spacing w:line="360" w:lineRule="auto" w:before="0" w:after="0"/>
+            </w:pPr>
+            <w:r>
+              <w:rPr>
+                <w:rFonts w:ascii="Arial" w:hAnsi="Arial" w:eastAsia="Arial" w:cs="Arial"/>
+                <w:b/>
+                <w:i w:val="0"/>
+                <w:sz w:val="24"/>
+                <w:u w:val="none"/>
+              </w:rPr>
+              <w:t>While activities:</w:t>
+            </w:r>
+          </w:p>
+          <w:p>
+            <w:pPr>
+              <w:spacing w:line="360" w:lineRule="auto" w:before="0" w:after="0"/>
+            </w:pPr>
+            <w:r>
+              <w:rPr>
+                <w:rFonts w:ascii="Arial" w:hAnsi="Arial" w:eastAsia="Arial" w:cs="Arial"/>
+                <w:b w:val="0"/>
+                <w:i w:val="0"/>
+                <w:sz w:val="24"/>
+                <w:u w:val="none"/>
+              </w:rPr>
               <w:t>No activity scheduled.</w:t>
-              <w:br/>
-              <w:br/>
-              <w:t>Post activities</w:t>
-              <w:br/>
+            </w:r>
+          </w:p>
+          <w:p>
+            <w:pPr>
+              <w:spacing w:line="360" w:lineRule="auto" w:before="0" w:after="0"/>
+            </w:pPr>
+            <w:r>
+              <w:rPr>
+                <w:rFonts w:ascii="Arial" w:hAnsi="Arial" w:eastAsia="Arial" w:cs="Arial"/>
+                <w:b/>
+                <w:i w:val="0"/>
+                <w:sz w:val="24"/>
+                <w:u w:val="none"/>
+              </w:rPr>
+              <w:t>Post activities:</w:t>
+            </w:r>
+          </w:p>
+          <w:p>
+            <w:pPr>
+              <w:spacing w:line="360" w:lineRule="auto" w:before="0" w:after="0"/>
+            </w:pPr>
+            <w:r>
+              <w:rPr>
+                <w:rFonts w:ascii="Arial" w:hAnsi="Arial" w:eastAsia="Arial" w:cs="Arial"/>
+                <w:b w:val="0"/>
+                <w:i w:val="0"/>
+                <w:sz w:val="24"/>
+                <w:u w:val="none"/>
+              </w:rPr>
               <w:t>No activity scheduled.</w:t>
             </w:r>
           </w:p>
@@ -650,24 +1737,117 @@
             </w:tcBorders>
           </w:tcPr>
           <w:p>
-            <w:r>
-              <w:t>Topic:</w:t>
-              <w:br/>
+            <w:pPr>
+              <w:spacing w:line="360" w:lineRule="auto" w:before="0" w:after="0"/>
+            </w:pPr>
+            <w:r>
+              <w:rPr>
+                <w:rFonts w:ascii="Arial" w:hAnsi="Arial" w:eastAsia="Arial" w:cs="Arial"/>
+                <w:b/>
+                <w:i w:val="0"/>
+                <w:sz w:val="24"/>
+                <w:u w:val="none"/>
+              </w:rPr>
+              <w:t xml:space="preserve">Topic: </w:t>
+            </w:r>
+            <w:r>
+              <w:rPr>
+                <w:rFonts w:ascii="Arial" w:hAnsi="Arial" w:eastAsia="Arial" w:cs="Arial"/>
+                <w:b w:val="0"/>
+                <w:i w:val="0"/>
+                <w:sz w:val="24"/>
+                <w:u w:val="none"/>
+              </w:rPr>
               <w:t>No regular class scheduled in this monthly plan.</w:t>
-              <w:br/>
-              <w:br/>
-              <w:t>Pre-activities</w:t>
-              <w:br/>
+            </w:r>
+          </w:p>
+          <w:p>
+            <w:pPr>
+              <w:spacing w:line="360" w:lineRule="auto" w:before="0" w:after="0"/>
+            </w:pPr>
+            <w:r>
+              <w:rPr>
+                <w:rFonts w:ascii="Arial" w:hAnsi="Arial" w:eastAsia="Arial" w:cs="Arial"/>
+                <w:b/>
+                <w:i w:val="0"/>
+                <w:sz w:val="24"/>
+                <w:u w:val="none"/>
+              </w:rPr>
+              <w:t>Pre-activities:</w:t>
+            </w:r>
+          </w:p>
+          <w:p>
+            <w:pPr>
+              <w:spacing w:line="360" w:lineRule="auto" w:before="0" w:after="0"/>
+            </w:pPr>
+            <w:r>
+              <w:rPr>
+                <w:rFonts w:ascii="Arial" w:hAnsi="Arial" w:eastAsia="Arial" w:cs="Arial"/>
+                <w:b w:val="0"/>
+                <w:i w:val="0"/>
+                <w:sz w:val="24"/>
+                <w:u w:val="none"/>
+              </w:rPr>
               <w:t>No activity scheduled.</w:t>
-              <w:br/>
-              <w:br/>
-              <w:t>While activities</w:t>
-              <w:br/>
+            </w:r>
+          </w:p>
+          <w:p>
+            <w:pPr>
+              <w:spacing w:line="360" w:lineRule="auto" w:before="0" w:after="0"/>
+            </w:pPr>
+            <w:r>
+              <w:rPr>
+                <w:rFonts w:ascii="Arial" w:hAnsi="Arial" w:eastAsia="Arial" w:cs="Arial"/>
+                <w:b/>
+                <w:i w:val="0"/>
+                <w:sz w:val="24"/>
+                <w:u w:val="none"/>
+              </w:rPr>
+              <w:t>While activities:</w:t>
+            </w:r>
+          </w:p>
+          <w:p>
+            <w:pPr>
+              <w:spacing w:line="360" w:lineRule="auto" w:before="0" w:after="0"/>
+            </w:pPr>
+            <w:r>
+              <w:rPr>
+                <w:rFonts w:ascii="Arial" w:hAnsi="Arial" w:eastAsia="Arial" w:cs="Arial"/>
+                <w:b w:val="0"/>
+                <w:i w:val="0"/>
+                <w:sz w:val="24"/>
+                <w:u w:val="none"/>
+              </w:rPr>
               <w:t>No activity scheduled.</w:t>
-              <w:br/>
-              <w:br/>
-              <w:t>Post activities</w:t>
-              <w:br/>
+            </w:r>
+          </w:p>
+          <w:p>
+            <w:pPr>
+              <w:spacing w:line="360" w:lineRule="auto" w:before="0" w:after="0"/>
+            </w:pPr>
+            <w:r>
+              <w:rPr>
+                <w:rFonts w:ascii="Arial" w:hAnsi="Arial" w:eastAsia="Arial" w:cs="Arial"/>
+                <w:b/>
+                <w:i w:val="0"/>
+                <w:sz w:val="24"/>
+                <w:u w:val="none"/>
+              </w:rPr>
+              <w:t>Post activities:</w:t>
+            </w:r>
+          </w:p>
+          <w:p>
+            <w:pPr>
+              <w:spacing w:line="360" w:lineRule="auto" w:before="0" w:after="0"/>
+            </w:pPr>
+            <w:r>
+              <w:rPr>
+                <w:rFonts w:ascii="Arial" w:hAnsi="Arial" w:eastAsia="Arial" w:cs="Arial"/>
+                <w:b w:val="0"/>
+                <w:i w:val="0"/>
+                <w:sz w:val="24"/>
+                <w:u w:val="none"/>
+              </w:rPr>
               <w:t>No activity scheduled.</w:t>
             </w:r>
           </w:p>
@@ -688,8 +1868,21 @@
             </w:tcBorders>
           </w:tcPr>
           <w:p>
-            <w:r>
-              <w:t>Resources: No regular class scheduled.</w:t>
+            <w:pPr>
+              <w:spacing w:line="360" w:lineRule="auto"/>
+            </w:pPr>
+            <w:r>
+              <w:rPr>
+                <w:b/>
+                <w:sz w:val="24"/>
+              </w:rPr>
+              <w:t xml:space="preserve">Resources: </w:t>
+            </w:r>
+            <w:r>
+              <w:rPr>
+                <w:sz w:val="24"/>
+              </w:rPr>
+              <w:t>Pen, pencil, technology notebook, student's computer, email and password</w:t>
             </w:r>
           </w:p>
         </w:tc>
@@ -704,8 +1897,21 @@
             </w:tcBorders>
           </w:tcPr>
           <w:p>
-            <w:r>
-              <w:t>Resources: No regular class scheduled.</w:t>
+            <w:pPr>
+              <w:spacing w:line="360" w:lineRule="auto"/>
+            </w:pPr>
+            <w:r>
+              <w:rPr>
+                <w:b/>
+                <w:sz w:val="24"/>
+              </w:rPr>
+              <w:t xml:space="preserve">Resources: </w:t>
+            </w:r>
+            <w:r>
+              <w:rPr>
+                <w:sz w:val="24"/>
+              </w:rPr>
+              <w:t>Pen, pencil, technology notebook, student's computer, email and password</w:t>
             </w:r>
           </w:p>
         </w:tc>
@@ -723,7 +1929,15 @@
             <w:shd w:val="clear" w:color="auto" w:fill="A8D08D"/>
           </w:tcPr>
           <w:p>
-            <w:r>
+            <w:pPr>
+              <w:spacing w:line="360" w:lineRule="auto"/>
+              <w:jc w:val="center"/>
+            </w:pPr>
+            <w:r>
+              <w:rPr>
+                <w:b/>
+                <w:sz w:val="24"/>
+              </w:rPr>
               <w:t>7A, 7B day – 45min – September - No scheduled class</w:t>
             </w:r>
           </w:p>
@@ -740,7 +1954,15 @@
             <w:shd w:val="clear" w:color="auto" w:fill="A8D08D"/>
           </w:tcPr>
           <w:p>
-            <w:r>
+            <w:pPr>
+              <w:spacing w:line="360" w:lineRule="auto"/>
+              <w:jc w:val="center"/>
+            </w:pPr>
+            <w:r>
+              <w:rPr>
+                <w:b/>
+                <w:sz w:val="24"/>
+              </w:rPr>
               <w:t>7A, 7B day – 90 min – September - No scheduled class</w:t>
             </w:r>
           </w:p>
@@ -758,24 +1980,117 @@
             </w:tcBorders>
           </w:tcPr>
           <w:p>
-            <w:r>
-              <w:t>Topic:</w:t>
-              <w:br/>
+            <w:pPr>
+              <w:spacing w:line="360" w:lineRule="auto" w:before="0" w:after="0"/>
+            </w:pPr>
+            <w:r>
+              <w:rPr>
+                <w:rFonts w:ascii="Arial" w:hAnsi="Arial" w:eastAsia="Arial" w:cs="Arial"/>
+                <w:b/>
+                <w:i w:val="0"/>
+                <w:sz w:val="24"/>
+                <w:u w:val="none"/>
+              </w:rPr>
+              <w:t xml:space="preserve">Topic: </w:t>
+            </w:r>
+            <w:r>
+              <w:rPr>
+                <w:rFonts w:ascii="Arial" w:hAnsi="Arial" w:eastAsia="Arial" w:cs="Arial"/>
+                <w:b w:val="0"/>
+                <w:i w:val="0"/>
+                <w:sz w:val="24"/>
+                <w:u w:val="none"/>
+              </w:rPr>
               <w:t>No regular class scheduled in this monthly plan.</w:t>
-              <w:br/>
-              <w:br/>
-              <w:t>Pre-activities</w:t>
-              <w:br/>
+            </w:r>
+          </w:p>
+          <w:p>
+            <w:pPr>
+              <w:spacing w:line="360" w:lineRule="auto" w:before="0" w:after="0"/>
+            </w:pPr>
+            <w:r>
+              <w:rPr>
+                <w:rFonts w:ascii="Arial" w:hAnsi="Arial" w:eastAsia="Arial" w:cs="Arial"/>
+                <w:b/>
+                <w:i w:val="0"/>
+                <w:sz w:val="24"/>
+                <w:u w:val="none"/>
+              </w:rPr>
+              <w:t>Pre-activities:</w:t>
+            </w:r>
+          </w:p>
+          <w:p>
+            <w:pPr>
+              <w:spacing w:line="360" w:lineRule="auto" w:before="0" w:after="0"/>
+            </w:pPr>
+            <w:r>
+              <w:rPr>
+                <w:rFonts w:ascii="Arial" w:hAnsi="Arial" w:eastAsia="Arial" w:cs="Arial"/>
+                <w:b w:val="0"/>
+                <w:i w:val="0"/>
+                <w:sz w:val="24"/>
+                <w:u w:val="none"/>
+              </w:rPr>
               <w:t>No activity scheduled.</w:t>
-              <w:br/>
-              <w:br/>
-              <w:t>While activities</w:t>
-              <w:br/>
+            </w:r>
+          </w:p>
+          <w:p>
+            <w:pPr>
+              <w:spacing w:line="360" w:lineRule="auto" w:before="0" w:after="0"/>
+            </w:pPr>
+            <w:r>
+              <w:rPr>
+                <w:rFonts w:ascii="Arial" w:hAnsi="Arial" w:eastAsia="Arial" w:cs="Arial"/>
+                <w:b/>
+                <w:i w:val="0"/>
+                <w:sz w:val="24"/>
+                <w:u w:val="none"/>
+              </w:rPr>
+              <w:t>While activities:</w:t>
+            </w:r>
+          </w:p>
+          <w:p>
+            <w:pPr>
+              <w:spacing w:line="360" w:lineRule="auto" w:before="0" w:after="0"/>
+            </w:pPr>
+            <w:r>
+              <w:rPr>
+                <w:rFonts w:ascii="Arial" w:hAnsi="Arial" w:eastAsia="Arial" w:cs="Arial"/>
+                <w:b w:val="0"/>
+                <w:i w:val="0"/>
+                <w:sz w:val="24"/>
+                <w:u w:val="none"/>
+              </w:rPr>
               <w:t>No activity scheduled.</w:t>
-              <w:br/>
-              <w:br/>
-              <w:t>Post activities</w:t>
-              <w:br/>
+            </w:r>
+          </w:p>
+          <w:p>
+            <w:pPr>
+              <w:spacing w:line="360" w:lineRule="auto" w:before="0" w:after="0"/>
+            </w:pPr>
+            <w:r>
+              <w:rPr>
+                <w:rFonts w:ascii="Arial" w:hAnsi="Arial" w:eastAsia="Arial" w:cs="Arial"/>
+                <w:b/>
+                <w:i w:val="0"/>
+                <w:sz w:val="24"/>
+                <w:u w:val="none"/>
+              </w:rPr>
+              <w:t>Post activities:</w:t>
+            </w:r>
+          </w:p>
+          <w:p>
+            <w:pPr>
+              <w:spacing w:line="360" w:lineRule="auto" w:before="0" w:after="0"/>
+            </w:pPr>
+            <w:r>
+              <w:rPr>
+                <w:rFonts w:ascii="Arial" w:hAnsi="Arial" w:eastAsia="Arial" w:cs="Arial"/>
+                <w:b w:val="0"/>
+                <w:i w:val="0"/>
+                <w:sz w:val="24"/>
+                <w:u w:val="none"/>
+              </w:rPr>
               <w:t>No activity scheduled.</w:t>
             </w:r>
           </w:p>
@@ -791,24 +2106,117 @@
             </w:tcBorders>
           </w:tcPr>
           <w:p>
-            <w:r>
-              <w:t>Topic:</w:t>
-              <w:br/>
+            <w:pPr>
+              <w:spacing w:line="360" w:lineRule="auto" w:before="0" w:after="0"/>
+            </w:pPr>
+            <w:r>
+              <w:rPr>
+                <w:rFonts w:ascii="Arial" w:hAnsi="Arial" w:eastAsia="Arial" w:cs="Arial"/>
+                <w:b/>
+                <w:i w:val="0"/>
+                <w:sz w:val="24"/>
+                <w:u w:val="none"/>
+              </w:rPr>
+              <w:t xml:space="preserve">Topic: </w:t>
+            </w:r>
+            <w:r>
+              <w:rPr>
+                <w:rFonts w:ascii="Arial" w:hAnsi="Arial" w:eastAsia="Arial" w:cs="Arial"/>
+                <w:b w:val="0"/>
+                <w:i w:val="0"/>
+                <w:sz w:val="24"/>
+                <w:u w:val="none"/>
+              </w:rPr>
               <w:t>No regular class scheduled in this monthly plan.</w:t>
-              <w:br/>
-              <w:br/>
-              <w:t>Pre-activities</w:t>
-              <w:br/>
+            </w:r>
+          </w:p>
+          <w:p>
+            <w:pPr>
+              <w:spacing w:line="360" w:lineRule="auto" w:before="0" w:after="0"/>
+            </w:pPr>
+            <w:r>
+              <w:rPr>
+                <w:rFonts w:ascii="Arial" w:hAnsi="Arial" w:eastAsia="Arial" w:cs="Arial"/>
+                <w:b/>
+                <w:i w:val="0"/>
+                <w:sz w:val="24"/>
+                <w:u w:val="none"/>
+              </w:rPr>
+              <w:t>Pre-activities:</w:t>
+            </w:r>
+          </w:p>
+          <w:p>
+            <w:pPr>
+              <w:spacing w:line="360" w:lineRule="auto" w:before="0" w:after="0"/>
+            </w:pPr>
+            <w:r>
+              <w:rPr>
+                <w:rFonts w:ascii="Arial" w:hAnsi="Arial" w:eastAsia="Arial" w:cs="Arial"/>
+                <w:b w:val="0"/>
+                <w:i w:val="0"/>
+                <w:sz w:val="24"/>
+                <w:u w:val="none"/>
+              </w:rPr>
               <w:t>No activity scheduled.</w:t>
-              <w:br/>
-              <w:br/>
-              <w:t>While activities</w:t>
-              <w:br/>
+            </w:r>
+          </w:p>
+          <w:p>
+            <w:pPr>
+              <w:spacing w:line="360" w:lineRule="auto" w:before="0" w:after="0"/>
+            </w:pPr>
+            <w:r>
+              <w:rPr>
+                <w:rFonts w:ascii="Arial" w:hAnsi="Arial" w:eastAsia="Arial" w:cs="Arial"/>
+                <w:b/>
+                <w:i w:val="0"/>
+                <w:sz w:val="24"/>
+                <w:u w:val="none"/>
+              </w:rPr>
+              <w:t>While activities:</w:t>
+            </w:r>
+          </w:p>
+          <w:p>
+            <w:pPr>
+              <w:spacing w:line="360" w:lineRule="auto" w:before="0" w:after="0"/>
+            </w:pPr>
+            <w:r>
+              <w:rPr>
+                <w:rFonts w:ascii="Arial" w:hAnsi="Arial" w:eastAsia="Arial" w:cs="Arial"/>
+                <w:b w:val="0"/>
+                <w:i w:val="0"/>
+                <w:sz w:val="24"/>
+                <w:u w:val="none"/>
+              </w:rPr>
               <w:t>No activity scheduled.</w:t>
-              <w:br/>
-              <w:br/>
-              <w:t>Post activities</w:t>
-              <w:br/>
+            </w:r>
+          </w:p>
+          <w:p>
+            <w:pPr>
+              <w:spacing w:line="360" w:lineRule="auto" w:before="0" w:after="0"/>
+            </w:pPr>
+            <w:r>
+              <w:rPr>
+                <w:rFonts w:ascii="Arial" w:hAnsi="Arial" w:eastAsia="Arial" w:cs="Arial"/>
+                <w:b/>
+                <w:i w:val="0"/>
+                <w:sz w:val="24"/>
+                <w:u w:val="none"/>
+              </w:rPr>
+              <w:t>Post activities:</w:t>
+            </w:r>
+          </w:p>
+          <w:p>
+            <w:pPr>
+              <w:spacing w:line="360" w:lineRule="auto" w:before="0" w:after="0"/>
+            </w:pPr>
+            <w:r>
+              <w:rPr>
+                <w:rFonts w:ascii="Arial" w:hAnsi="Arial" w:eastAsia="Arial" w:cs="Arial"/>
+                <w:b w:val="0"/>
+                <w:i w:val="0"/>
+                <w:sz w:val="24"/>
+                <w:u w:val="none"/>
+              </w:rPr>
               <w:t>No activity scheduled.</w:t>
             </w:r>
           </w:p>
@@ -826,8 +2234,21 @@
             </w:tcBorders>
           </w:tcPr>
           <w:p>
-            <w:r>
-              <w:t>Resources: No regular class scheduled.</w:t>
+            <w:pPr>
+              <w:spacing w:line="360" w:lineRule="auto"/>
+            </w:pPr>
+            <w:r>
+              <w:rPr>
+                <w:b/>
+                <w:sz w:val="24"/>
+              </w:rPr>
+              <w:t xml:space="preserve">Resources: </w:t>
+            </w:r>
+            <w:r>
+              <w:rPr>
+                <w:sz w:val="24"/>
+              </w:rPr>
+              <w:t>Pen, pencil, technology notebook, student's computer, email and password</w:t>
             </w:r>
           </w:p>
         </w:tc>
@@ -842,8 +2263,21 @@
             </w:tcBorders>
           </w:tcPr>
           <w:p>
-            <w:r>
-              <w:t>Resources: No regular class scheduled.</w:t>
+            <w:pPr>
+              <w:spacing w:line="360" w:lineRule="auto"/>
+            </w:pPr>
+            <w:r>
+              <w:rPr>
+                <w:b/>
+                <w:sz w:val="24"/>
+              </w:rPr>
+              <w:t xml:space="preserve">Resources: </w:t>
+            </w:r>
+            <w:r>
+              <w:rPr>
+                <w:sz w:val="24"/>
+              </w:rPr>
+              <w:t>Pen, pencil, technology notebook, student's computer, email and password</w:t>
             </w:r>
           </w:p>
         </w:tc>
@@ -861,7 +2295,15 @@
             <w:shd w:val="clear" w:color="auto" w:fill="A8D08D"/>
           </w:tcPr>
           <w:p>
-            <w:r>
+            <w:pPr>
+              <w:spacing w:line="360" w:lineRule="auto"/>
+              <w:jc w:val="center"/>
+            </w:pPr>
+            <w:r>
+              <w:rPr>
+                <w:b/>
+                <w:sz w:val="24"/>
+              </w:rPr>
               <w:t>7A, 7B day – 45min – September - No scheduled class</w:t>
             </w:r>
           </w:p>
@@ -878,7 +2320,15 @@
             <w:shd w:val="clear" w:color="auto" w:fill="A8D08D"/>
           </w:tcPr>
           <w:p>
-            <w:r>
+            <w:pPr>
+              <w:spacing w:line="360" w:lineRule="auto"/>
+              <w:jc w:val="center"/>
+            </w:pPr>
+            <w:r>
+              <w:rPr>
+                <w:b/>
+                <w:sz w:val="24"/>
+              </w:rPr>
               <w:t>7A, 7B day – 90 min – September - No scheduled class</w:t>
             </w:r>
           </w:p>
@@ -896,24 +2346,117 @@
             </w:tcBorders>
           </w:tcPr>
           <w:p>
-            <w:r>
-              <w:t>Topic:</w:t>
-              <w:br/>
+            <w:pPr>
+              <w:spacing w:line="360" w:lineRule="auto" w:before="0" w:after="0"/>
+            </w:pPr>
+            <w:r>
+              <w:rPr>
+                <w:rFonts w:ascii="Arial" w:hAnsi="Arial" w:eastAsia="Arial" w:cs="Arial"/>
+                <w:b/>
+                <w:i w:val="0"/>
+                <w:sz w:val="24"/>
+                <w:u w:val="none"/>
+              </w:rPr>
+              <w:t xml:space="preserve">Topic: </w:t>
+            </w:r>
+            <w:r>
+              <w:rPr>
+                <w:rFonts w:ascii="Arial" w:hAnsi="Arial" w:eastAsia="Arial" w:cs="Arial"/>
+                <w:b w:val="0"/>
+                <w:i w:val="0"/>
+                <w:sz w:val="24"/>
+                <w:u w:val="none"/>
+              </w:rPr>
               <w:t>No regular class scheduled in this monthly plan.</w:t>
-              <w:br/>
-              <w:br/>
-              <w:t>Pre-activities</w:t>
-              <w:br/>
+            </w:r>
+          </w:p>
+          <w:p>
+            <w:pPr>
+              <w:spacing w:line="360" w:lineRule="auto" w:before="0" w:after="0"/>
+            </w:pPr>
+            <w:r>
+              <w:rPr>
+                <w:rFonts w:ascii="Arial" w:hAnsi="Arial" w:eastAsia="Arial" w:cs="Arial"/>
+                <w:b/>
+                <w:i w:val="0"/>
+                <w:sz w:val="24"/>
+                <w:u w:val="none"/>
+              </w:rPr>
+              <w:t>Pre-activities:</w:t>
+            </w:r>
+          </w:p>
+          <w:p>
+            <w:pPr>
+              <w:spacing w:line="360" w:lineRule="auto" w:before="0" w:after="0"/>
+            </w:pPr>
+            <w:r>
+              <w:rPr>
+                <w:rFonts w:ascii="Arial" w:hAnsi="Arial" w:eastAsia="Arial" w:cs="Arial"/>
+                <w:b w:val="0"/>
+                <w:i w:val="0"/>
+                <w:sz w:val="24"/>
+                <w:u w:val="none"/>
+              </w:rPr>
               <w:t>No activity scheduled.</w:t>
-              <w:br/>
-              <w:br/>
-              <w:t>While activities</w:t>
-              <w:br/>
+            </w:r>
+          </w:p>
+          <w:p>
+            <w:pPr>
+              <w:spacing w:line="360" w:lineRule="auto" w:before="0" w:after="0"/>
+            </w:pPr>
+            <w:r>
+              <w:rPr>
+                <w:rFonts w:ascii="Arial" w:hAnsi="Arial" w:eastAsia="Arial" w:cs="Arial"/>
+                <w:b/>
+                <w:i w:val="0"/>
+                <w:sz w:val="24"/>
+                <w:u w:val="none"/>
+              </w:rPr>
+              <w:t>While activities:</w:t>
+            </w:r>
+          </w:p>
+          <w:p>
+            <w:pPr>
+              <w:spacing w:line="360" w:lineRule="auto" w:before="0" w:after="0"/>
+            </w:pPr>
+            <w:r>
+              <w:rPr>
+                <w:rFonts w:ascii="Arial" w:hAnsi="Arial" w:eastAsia="Arial" w:cs="Arial"/>
+                <w:b w:val="0"/>
+                <w:i w:val="0"/>
+                <w:sz w:val="24"/>
+                <w:u w:val="none"/>
+              </w:rPr>
               <w:t>No activity scheduled.</w:t>
-              <w:br/>
-              <w:br/>
-              <w:t>Post activities</w:t>
-              <w:br/>
+            </w:r>
+          </w:p>
+          <w:p>
+            <w:pPr>
+              <w:spacing w:line="360" w:lineRule="auto" w:before="0" w:after="0"/>
+            </w:pPr>
+            <w:r>
+              <w:rPr>
+                <w:rFonts w:ascii="Arial" w:hAnsi="Arial" w:eastAsia="Arial" w:cs="Arial"/>
+                <w:b/>
+                <w:i w:val="0"/>
+                <w:sz w:val="24"/>
+                <w:u w:val="none"/>
+              </w:rPr>
+              <w:t>Post activities:</w:t>
+            </w:r>
+          </w:p>
+          <w:p>
+            <w:pPr>
+              <w:spacing w:line="360" w:lineRule="auto" w:before="0" w:after="0"/>
+            </w:pPr>
+            <w:r>
+              <w:rPr>
+                <w:rFonts w:ascii="Arial" w:hAnsi="Arial" w:eastAsia="Arial" w:cs="Arial"/>
+                <w:b w:val="0"/>
+                <w:i w:val="0"/>
+                <w:sz w:val="24"/>
+                <w:u w:val="none"/>
+              </w:rPr>
               <w:t>No activity scheduled.</w:t>
             </w:r>
           </w:p>
@@ -929,24 +2472,117 @@
             </w:tcBorders>
           </w:tcPr>
           <w:p>
-            <w:r>
-              <w:t>Topic:</w:t>
-              <w:br/>
+            <w:pPr>
+              <w:spacing w:line="360" w:lineRule="auto" w:before="0" w:after="0"/>
+            </w:pPr>
+            <w:r>
+              <w:rPr>
+                <w:rFonts w:ascii="Arial" w:hAnsi="Arial" w:eastAsia="Arial" w:cs="Arial"/>
+                <w:b/>
+                <w:i w:val="0"/>
+                <w:sz w:val="24"/>
+                <w:u w:val="none"/>
+              </w:rPr>
+              <w:t xml:space="preserve">Topic: </w:t>
+            </w:r>
+            <w:r>
+              <w:rPr>
+                <w:rFonts w:ascii="Arial" w:hAnsi="Arial" w:eastAsia="Arial" w:cs="Arial"/>
+                <w:b w:val="0"/>
+                <w:i w:val="0"/>
+                <w:sz w:val="24"/>
+                <w:u w:val="none"/>
+              </w:rPr>
               <w:t>No regular class scheduled in this monthly plan.</w:t>
-              <w:br/>
-              <w:br/>
-              <w:t>Pre-activities</w:t>
-              <w:br/>
+            </w:r>
+          </w:p>
+          <w:p>
+            <w:pPr>
+              <w:spacing w:line="360" w:lineRule="auto" w:before="0" w:after="0"/>
+            </w:pPr>
+            <w:r>
+              <w:rPr>
+                <w:rFonts w:ascii="Arial" w:hAnsi="Arial" w:eastAsia="Arial" w:cs="Arial"/>
+                <w:b/>
+                <w:i w:val="0"/>
+                <w:sz w:val="24"/>
+                <w:u w:val="none"/>
+              </w:rPr>
+              <w:t>Pre-activities:</w:t>
+            </w:r>
+          </w:p>
+          <w:p>
+            <w:pPr>
+              <w:spacing w:line="360" w:lineRule="auto" w:before="0" w:after="0"/>
+            </w:pPr>
+            <w:r>
+              <w:rPr>
+                <w:rFonts w:ascii="Arial" w:hAnsi="Arial" w:eastAsia="Arial" w:cs="Arial"/>
+                <w:b w:val="0"/>
+                <w:i w:val="0"/>
+                <w:sz w:val="24"/>
+                <w:u w:val="none"/>
+              </w:rPr>
               <w:t>No activity scheduled.</w:t>
-              <w:br/>
-              <w:br/>
-              <w:t>While activities</w:t>
-              <w:br/>
+            </w:r>
+          </w:p>
+          <w:p>
+            <w:pPr>
+              <w:spacing w:line="360" w:lineRule="auto" w:before="0" w:after="0"/>
+            </w:pPr>
+            <w:r>
+              <w:rPr>
+                <w:rFonts w:ascii="Arial" w:hAnsi="Arial" w:eastAsia="Arial" w:cs="Arial"/>
+                <w:b/>
+                <w:i w:val="0"/>
+                <w:sz w:val="24"/>
+                <w:u w:val="none"/>
+              </w:rPr>
+              <w:t>While activities:</w:t>
+            </w:r>
+          </w:p>
+          <w:p>
+            <w:pPr>
+              <w:spacing w:line="360" w:lineRule="auto" w:before="0" w:after="0"/>
+            </w:pPr>
+            <w:r>
+              <w:rPr>
+                <w:rFonts w:ascii="Arial" w:hAnsi="Arial" w:eastAsia="Arial" w:cs="Arial"/>
+                <w:b w:val="0"/>
+                <w:i w:val="0"/>
+                <w:sz w:val="24"/>
+                <w:u w:val="none"/>
+              </w:rPr>
               <w:t>No activity scheduled.</w:t>
-              <w:br/>
-              <w:br/>
-              <w:t>Post activities</w:t>
-              <w:br/>
+            </w:r>
+          </w:p>
+          <w:p>
+            <w:pPr>
+              <w:spacing w:line="360" w:lineRule="auto" w:before="0" w:after="0"/>
+            </w:pPr>
+            <w:r>
+              <w:rPr>
+                <w:rFonts w:ascii="Arial" w:hAnsi="Arial" w:eastAsia="Arial" w:cs="Arial"/>
+                <w:b/>
+                <w:i w:val="0"/>
+                <w:sz w:val="24"/>
+                <w:u w:val="none"/>
+              </w:rPr>
+              <w:t>Post activities:</w:t>
+            </w:r>
+          </w:p>
+          <w:p>
+            <w:pPr>
+              <w:spacing w:line="360" w:lineRule="auto" w:before="0" w:after="0"/>
+            </w:pPr>
+            <w:r>
+              <w:rPr>
+                <w:rFonts w:ascii="Arial" w:hAnsi="Arial" w:eastAsia="Arial" w:cs="Arial"/>
+                <w:b w:val="0"/>
+                <w:i w:val="0"/>
+                <w:sz w:val="24"/>
+                <w:u w:val="none"/>
+              </w:rPr>
               <w:t>No activity scheduled.</w:t>
             </w:r>
           </w:p>
@@ -964,8 +2600,22 @@
             </w:tcBorders>
           </w:tcPr>
           <w:p>
-            <w:r>
-              <w:t>Resources: No regular class scheduled.</w:t>
+            <w:pPr>
+              <w:spacing w:line="360" w:lineRule="auto"/>
+            </w:pPr>
+            <w:r>
+              <w:rPr>
+                <w:b/>
+                <w:sz w:val="24"/>
+              </w:rPr>
+              <w:lastRenderedPageBreak/>
+              <w:t xml:space="preserve">Resources: </w:t>
+            </w:r>
+            <w:r>
+              <w:rPr>
+                <w:sz w:val="24"/>
+              </w:rPr>
+              <w:t>Pen, pencil, technology notebook, student's computer, email and password</w:t>
             </w:r>
           </w:p>
         </w:tc>
@@ -980,8 +2630,21 @@
             </w:tcBorders>
           </w:tcPr>
           <w:p>
-            <w:r>
-              <w:t>Resources: No regular class scheduled.</w:t>
+            <w:pPr>
+              <w:spacing w:line="360" w:lineRule="auto"/>
+            </w:pPr>
+            <w:r>
+              <w:rPr>
+                <w:b/>
+                <w:sz w:val="24"/>
+              </w:rPr>
+              <w:t xml:space="preserve">Resources: </w:t>
+            </w:r>
+            <w:r>
+              <w:rPr>
+                <w:sz w:val="24"/>
+              </w:rPr>
+              <w:t>Pen, pencil, technology notebook, student's computer, email and password</w:t>
             </w:r>
           </w:p>
         </w:tc>
@@ -989,6 +2652,7 @@
     </w:tbl>
     <w:p>
       <w:pPr>
+        <w:spacing w:line="360" w:lineRule="auto"/>
         <w:rPr>
           <w:sz w:val="24"/>
           <w:szCs w:val="24"/>
@@ -8304,19 +9968,6 @@
       <w:szCs w:val="30"/>
     </w:rPr>
   </w:style>
-  <w:style w:type="table" w:customStyle="1" w:styleId="a">
-    <w:basedOn w:val="TableNormal4"/>
-    <w:tblPr>
-      <w:tblStyleRowBandSize w:val="1"/>
-      <w:tblStyleColBandSize w:val="1"/>
-      <w:tblCellMar>
-        <w:top w:w="100" w:type="dxa"/>
-        <w:left w:w="100" w:type="dxa"/>
-        <w:bottom w:w="100" w:type="dxa"/>
-        <w:right w:w="100" w:type="dxa"/>
-      </w:tblCellMar>
-    </w:tblPr>
-  </w:style>
   <w:style w:type="paragraph" w:styleId="ListParagraph">
     <w:name w:val="List Paragraph"/>
     <w:basedOn w:val="Normal"/>
@@ -8654,238 +10305,6 @@
       <w:szCs w:val="24"/>
     </w:rPr>
   </w:style>
-  <w:style w:type="table" w:customStyle="1" w:styleId="a0">
-    <w:basedOn w:val="TableNormal4"/>
-    <w:pPr>
-      <w:spacing w:line="240" w:lineRule="auto"/>
-    </w:pPr>
-    <w:tblPr>
-      <w:tblStyleRowBandSize w:val="1"/>
-      <w:tblStyleColBandSize w:val="1"/>
-      <w:tblCellMar>
-        <w:left w:w="108" w:type="dxa"/>
-        <w:right w:w="108" w:type="dxa"/>
-      </w:tblCellMar>
-    </w:tblPr>
-  </w:style>
-  <w:style w:type="table" w:customStyle="1" w:styleId="a1">
-    <w:basedOn w:val="TableNormal4"/>
-    <w:pPr>
-      <w:spacing w:line="240" w:lineRule="auto"/>
-    </w:pPr>
-    <w:tblPr>
-      <w:tblStyleRowBandSize w:val="1"/>
-      <w:tblStyleColBandSize w:val="1"/>
-      <w:tblCellMar>
-        <w:left w:w="108" w:type="dxa"/>
-        <w:right w:w="108" w:type="dxa"/>
-      </w:tblCellMar>
-    </w:tblPr>
-  </w:style>
-  <w:style w:type="table" w:customStyle="1" w:styleId="a2">
-    <w:basedOn w:val="TableNormal4"/>
-    <w:pPr>
-      <w:spacing w:line="240" w:lineRule="auto"/>
-    </w:pPr>
-    <w:tblPr>
-      <w:tblStyleRowBandSize w:val="1"/>
-      <w:tblStyleColBandSize w:val="1"/>
-      <w:tblCellMar>
-        <w:left w:w="108" w:type="dxa"/>
-        <w:right w:w="108" w:type="dxa"/>
-      </w:tblCellMar>
-    </w:tblPr>
-  </w:style>
-  <w:style w:type="table" w:customStyle="1" w:styleId="a3">
-    <w:basedOn w:val="TableNormal4"/>
-    <w:pPr>
-      <w:spacing w:line="240" w:lineRule="auto"/>
-    </w:pPr>
-    <w:tblPr>
-      <w:tblStyleRowBandSize w:val="1"/>
-      <w:tblStyleColBandSize w:val="1"/>
-      <w:tblCellMar>
-        <w:left w:w="108" w:type="dxa"/>
-        <w:right w:w="108" w:type="dxa"/>
-      </w:tblCellMar>
-    </w:tblPr>
-  </w:style>
-  <w:style w:type="table" w:customStyle="1" w:styleId="a4">
-    <w:basedOn w:val="TableNormal4"/>
-    <w:pPr>
-      <w:spacing w:line="240" w:lineRule="auto"/>
-    </w:pPr>
-    <w:tblPr>
-      <w:tblStyleRowBandSize w:val="1"/>
-      <w:tblStyleColBandSize w:val="1"/>
-      <w:tblCellMar>
-        <w:left w:w="108" w:type="dxa"/>
-        <w:right w:w="108" w:type="dxa"/>
-      </w:tblCellMar>
-    </w:tblPr>
-  </w:style>
-  <w:style w:type="table" w:customStyle="1" w:styleId="a5">
-    <w:basedOn w:val="TableNormal4"/>
-    <w:pPr>
-      <w:spacing w:line="240" w:lineRule="auto"/>
-    </w:pPr>
-    <w:tblPr>
-      <w:tblStyleRowBandSize w:val="1"/>
-      <w:tblStyleColBandSize w:val="1"/>
-      <w:tblCellMar>
-        <w:left w:w="108" w:type="dxa"/>
-        <w:right w:w="108" w:type="dxa"/>
-      </w:tblCellMar>
-    </w:tblPr>
-  </w:style>
-  <w:style w:type="table" w:customStyle="1" w:styleId="a6">
-    <w:basedOn w:val="TableNormal4"/>
-    <w:pPr>
-      <w:spacing w:line="240" w:lineRule="auto"/>
-    </w:pPr>
-    <w:tblPr>
-      <w:tblStyleRowBandSize w:val="1"/>
-      <w:tblStyleColBandSize w:val="1"/>
-      <w:tblCellMar>
-        <w:left w:w="108" w:type="dxa"/>
-        <w:right w:w="108" w:type="dxa"/>
-      </w:tblCellMar>
-    </w:tblPr>
-  </w:style>
-  <w:style w:type="table" w:customStyle="1" w:styleId="a7">
-    <w:basedOn w:val="TableNormal4"/>
-    <w:pPr>
-      <w:spacing w:line="240" w:lineRule="auto"/>
-    </w:pPr>
-    <w:tblPr>
-      <w:tblStyleRowBandSize w:val="1"/>
-      <w:tblStyleColBandSize w:val="1"/>
-      <w:tblCellMar>
-        <w:left w:w="108" w:type="dxa"/>
-        <w:right w:w="108" w:type="dxa"/>
-      </w:tblCellMar>
-    </w:tblPr>
-  </w:style>
-  <w:style w:type="table" w:customStyle="1" w:styleId="a8">
-    <w:basedOn w:val="TableNormal4"/>
-    <w:pPr>
-      <w:spacing w:line="240" w:lineRule="auto"/>
-    </w:pPr>
-    <w:tblPr>
-      <w:tblStyleRowBandSize w:val="1"/>
-      <w:tblStyleColBandSize w:val="1"/>
-      <w:tblCellMar>
-        <w:left w:w="108" w:type="dxa"/>
-        <w:right w:w="108" w:type="dxa"/>
-      </w:tblCellMar>
-    </w:tblPr>
-  </w:style>
-  <w:style w:type="table" w:customStyle="1" w:styleId="a9">
-    <w:basedOn w:val="TableNormal4"/>
-    <w:pPr>
-      <w:spacing w:line="240" w:lineRule="auto"/>
-    </w:pPr>
-    <w:tblPr>
-      <w:tblStyleRowBandSize w:val="1"/>
-      <w:tblStyleColBandSize w:val="1"/>
-      <w:tblCellMar>
-        <w:left w:w="108" w:type="dxa"/>
-        <w:right w:w="108" w:type="dxa"/>
-      </w:tblCellMar>
-    </w:tblPr>
-  </w:style>
-  <w:style w:type="table" w:customStyle="1" w:styleId="aa">
-    <w:basedOn w:val="TableNormal4"/>
-    <w:pPr>
-      <w:spacing w:line="240" w:lineRule="auto"/>
-    </w:pPr>
-    <w:tblPr>
-      <w:tblStyleRowBandSize w:val="1"/>
-      <w:tblStyleColBandSize w:val="1"/>
-      <w:tblCellMar>
-        <w:left w:w="108" w:type="dxa"/>
-        <w:right w:w="108" w:type="dxa"/>
-      </w:tblCellMar>
-    </w:tblPr>
-  </w:style>
-  <w:style w:type="table" w:customStyle="1" w:styleId="ab">
-    <w:basedOn w:val="TableNormal4"/>
-    <w:pPr>
-      <w:spacing w:line="240" w:lineRule="auto"/>
-    </w:pPr>
-    <w:tblPr>
-      <w:tblStyleRowBandSize w:val="1"/>
-      <w:tblStyleColBandSize w:val="1"/>
-      <w:tblCellMar>
-        <w:left w:w="108" w:type="dxa"/>
-        <w:right w:w="108" w:type="dxa"/>
-      </w:tblCellMar>
-    </w:tblPr>
-  </w:style>
-  <w:style w:type="table" w:customStyle="1" w:styleId="ac">
-    <w:basedOn w:val="TableNormal1"/>
-    <w:pPr>
-      <w:spacing w:line="240" w:lineRule="auto"/>
-    </w:pPr>
-    <w:tblPr>
-      <w:tblStyleRowBandSize w:val="1"/>
-      <w:tblStyleColBandSize w:val="1"/>
-      <w:tblCellMar>
-        <w:top w:w="100" w:type="dxa"/>
-        <w:left w:w="108" w:type="dxa"/>
-        <w:bottom w:w="100" w:type="dxa"/>
-        <w:right w:w="108" w:type="dxa"/>
-      </w:tblCellMar>
-    </w:tblPr>
-  </w:style>
-  <w:style w:type="table" w:customStyle="1" w:styleId="ad">
-    <w:basedOn w:val="TableNormal1"/>
-    <w:pPr>
-      <w:spacing w:line="240" w:lineRule="auto"/>
-    </w:pPr>
-    <w:tblPr>
-      <w:tblStyleRowBandSize w:val="1"/>
-      <w:tblStyleColBandSize w:val="1"/>
-      <w:tblCellMar>
-        <w:top w:w="100" w:type="dxa"/>
-        <w:left w:w="108" w:type="dxa"/>
-        <w:bottom w:w="100" w:type="dxa"/>
-        <w:right w:w="108" w:type="dxa"/>
-      </w:tblCellMar>
-    </w:tblPr>
-  </w:style>
-  <w:style w:type="table" w:customStyle="1" w:styleId="ae">
-    <w:basedOn w:val="TableNormal1"/>
-    <w:pPr>
-      <w:spacing w:line="240" w:lineRule="auto"/>
-    </w:pPr>
-    <w:tblPr>
-      <w:tblStyleRowBandSize w:val="1"/>
-      <w:tblStyleColBandSize w:val="1"/>
-      <w:tblCellMar>
-        <w:top w:w="100" w:type="dxa"/>
-        <w:left w:w="108" w:type="dxa"/>
-        <w:bottom w:w="100" w:type="dxa"/>
-        <w:right w:w="108" w:type="dxa"/>
-      </w:tblCellMar>
-    </w:tblPr>
-  </w:style>
-  <w:style w:type="table" w:customStyle="1" w:styleId="af">
-    <w:basedOn w:val="TableNormal1"/>
-    <w:pPr>
-      <w:spacing w:line="240" w:lineRule="auto"/>
-    </w:pPr>
-    <w:tblPr>
-      <w:tblStyleRowBandSize w:val="1"/>
-      <w:tblStyleColBandSize w:val="1"/>
-      <w:tblCellMar>
-        <w:top w:w="100" w:type="dxa"/>
-        <w:left w:w="108" w:type="dxa"/>
-        <w:bottom w:w="100" w:type="dxa"/>
-        <w:right w:w="108" w:type="dxa"/>
-      </w:tblCellMar>
-    </w:tblPr>
-  </w:style>
   <w:style w:type="character" w:styleId="Strong">
     <w:name w:val="Strong"/>
     <w:basedOn w:val="DefaultParagraphFont"/>
@@ -8896,19 +10315,6 @@
       <w:b/>
       <w:bCs/>
     </w:rPr>
-  </w:style>
-  <w:style w:type="table" w:customStyle="1" w:styleId="af0">
-    <w:basedOn w:val="TableNormal"/>
-    <w:tblPr>
-      <w:tblStyleRowBandSize w:val="1"/>
-      <w:tblStyleColBandSize w:val="1"/>
-      <w:tblCellMar>
-        <w:top w:w="15" w:type="dxa"/>
-        <w:left w:w="15" w:type="dxa"/>
-        <w:bottom w:w="15" w:type="dxa"/>
-        <w:right w:w="15" w:type="dxa"/>
-      </w:tblCellMar>
-    </w:tblPr>
   </w:style>
   <w:style w:type="character" w:styleId="Hyperlink">
     <w:name w:val="Hyperlink"/>
